--- a/docs/handoff/KidSpark_Technical_Design.docx
+++ b/docs/handoff/KidSpark_Technical_Design.docx
@@ -18,7 +18,7 @@
         <w:t>Document status:</w:t>
       </w:r>
       <w:r>
-        <w:t xml:space="preserve"> Final handoff baseline  </w:t>
+        <w:t xml:space="preserve"> Final handoff baseline</w:t>
       </w:r>
     </w:p>
     <w:p>
@@ -29,7 +29,7 @@
         <w:t>Audience:</w:t>
       </w:r>
       <w:r>
-        <w:t xml:space="preserve"> Jacobs Institute technical team, maintainers, researchers, and deployment operators  </w:t>
+        <w:t xml:space="preserve"> Jacobs Institute technical team, maintainers, researchers, and deployment operators</w:t>
       </w:r>
     </w:p>
     <w:p>
@@ -40,7 +40,7 @@
         <w:t>Project period:</w:t>
       </w:r>
       <w:r>
-        <w:t xml:space="preserve"> February-August 2026  </w:t>
+        <w:t xml:space="preserve"> February-August 2026</w:t>
       </w:r>
     </w:p>
     <w:p>
@@ -51,7 +51,7 @@
         <w:t>Authoritative source:</w:t>
       </w:r>
       <w:r>
-        <w:t xml:space="preserve"> This Markdown file  </w:t>
+        <w:t xml:space="preserve"> This Markdown file</w:t>
       </w:r>
     </w:p>
     <w:p>
@@ -83,9 +83,6 @@
         </w:rPr>
         <w:t>us-central1</w:t>
       </w:r>
-      <w:r>
-        <w:t xml:space="preserve">  </w:t>
-      </w:r>
     </w:p>
     <w:p>
       <w:r>
@@ -95,7 +92,7 @@
         <w:t>Last verified:</w:t>
       </w:r>
       <w:r>
-        <w:t xml:space="preserve"> August 2026</w:t>
+        <w:t xml:space="preserve"> August 27, 2026</w:t>
       </w:r>
     </w:p>
     <w:p>
@@ -303,6 +300,30 @@
           </w:tcPr>
           <w:p>
             <w:r>
+              <w:t>Diagram method</w:t>
+            </w:r>
+          </w:p>
+        </w:tc>
+        <w:tc>
+          <w:tcPr>
+            <w:tcW w:type="dxa" w:w="4680"/>
+            <w:vAlign w:val="center"/>
+          </w:tcPr>
+          <w:p>
+            <w:r>
+              <w:t>C4-aligned context/container views plus deployment, sequence, data, pipeline, and operations views</w:t>
+            </w:r>
+          </w:p>
+        </w:tc>
+      </w:tr>
+      <w:tr>
+        <w:tc>
+          <w:tcPr>
+            <w:tcW w:type="dxa" w:w="4680"/>
+            <w:vAlign w:val="center"/>
+          </w:tcPr>
+          <w:p>
+            <w:r>
               <w:t>Change policy</w:t>
             </w:r>
           </w:p>
@@ -369,12 +390,789 @@
     </w:p>
     <w:p>
       <w:pPr>
+        <w:pStyle w:val="Heading1"/>
+      </w:pPr>
+      <w:r>
+        <w:t>2. Goals, Requirements, and Non-Goals</w:t>
+      </w:r>
+    </w:p>
+    <w:p>
+      <w:pPr>
+        <w:pStyle w:val="Heading2"/>
+      </w:pPr>
+      <w:r>
+        <w:t>2.1 Product goals</w:t>
+      </w:r>
+    </w:p>
+    <w:p>
+      <w:r>
+        <w:t>KidSpark must help a teacher turn narrative material into a lesson that is educationally coherent and physically actionable. The workflow should lower planning effort without hiding decisions that require professional judgment. It should connect literacy and STEM learning, preserve standards/framework evidence, and produce materials suitable for both teacher preparation and classroom use.</w:t>
+      </w:r>
+    </w:p>
+    <w:p>
+      <w:r>
+        <w:t>The build pipeline must not produce instructions that exceed the configured kit inventory or misrepresent a moving part as static. The teacher must be able to inspect the source model, semantic segmentation, voxel representation, connector intent, final reference, and build stages. Generated classroom documents must use actual build images rather than unrelated stock or demonstration imagery.</w:t>
+      </w:r>
+    </w:p>
+    <w:p>
+      <w:pPr>
+        <w:pStyle w:val="Heading2"/>
+      </w:pPr>
+      <w:r>
+        <w:t>2.2 Functional requirements</w:t>
+      </w:r>
+    </w:p>
+    <w:p>
+      <w:pPr>
+        <w:ind w:left="547" w:hanging="259"/>
+      </w:pPr>
+      <w:r>
+        <w:t>1.  Accept typed stories and PDF uploads.</w:t>
+      </w:r>
+    </w:p>
+    <w:p>
+      <w:pPr>
+        <w:ind w:left="547" w:hanging="259"/>
+      </w:pPr>
+      <w:r>
+        <w:t>2.  Extract story evidence and educational opportunities.</w:t>
+      </w:r>
+    </w:p>
+    <w:p>
+      <w:pPr>
+        <w:ind w:left="547" w:hanging="259"/>
+      </w:pPr>
+      <w:r>
+        <w:t>3.  Retrieve grade-appropriate prior lesson and standards evidence.</w:t>
+      </w:r>
+    </w:p>
+    <w:p>
+      <w:pPr>
+        <w:ind w:left="547" w:hanging="259"/>
+      </w:pPr>
+      <w:r>
+        <w:t>4.  Conduct a guided planning conversation and maintain a structured checklist.</w:t>
+      </w:r>
+    </w:p>
+    <w:p>
+      <w:pPr>
+        <w:ind w:left="547" w:hanging="259"/>
+      </w:pPr>
+      <w:r>
+        <w:t>5.  Prevent continuation until required planning fields are complete.</w:t>
+      </w:r>
+    </w:p>
+    <w:p>
+      <w:pPr>
+        <w:ind w:left="547" w:hanging="259"/>
+      </w:pPr>
+      <w:r>
+        <w:t>6.  Generate and poll a teacher-reviewable 3D model.</w:t>
+      </w:r>
+    </w:p>
+    <w:p>
+      <w:pPr>
+        <w:ind w:left="547" w:hanging="259"/>
+      </w:pPr>
+      <w:r>
+        <w:t>7.  Segment and voxelize an approved model.</w:t>
+      </w:r>
+    </w:p>
+    <w:p>
+      <w:pPr>
+        <w:ind w:left="547" w:hanging="259"/>
+      </w:pPr>
+      <w:r>
+        <w:t>8.  Preserve required and moving semantic regions while simplifying safe static detail.</w:t>
+      </w:r>
+    </w:p>
+    <w:p>
+      <w:pPr>
+        <w:ind w:left="547" w:hanging="259"/>
+      </w:pPr>
+      <w:r>
+        <w:t>9.  Validate parts, inventory, contacts, movement, and build order.</w:t>
+      </w:r>
+    </w:p>
+    <w:p>
+      <w:pPr>
+        <w:ind w:left="547" w:hanging="259"/>
+      </w:pPr>
+      <w:r>
+        <w:t>10.  Produce image-backed lesson plan, activity guide, and slide companion.</w:t>
+      </w:r>
+    </w:p>
+    <w:p>
+      <w:pPr>
+        <w:ind w:left="547" w:hanging="259"/>
+      </w:pPr>
+      <w:r>
+        <w:t>11.  Validate each document before download.</w:t>
+      </w:r>
+    </w:p>
+    <w:p>
+      <w:pPr>
+        <w:ind w:left="547" w:hanging="259"/>
+      </w:pPr>
+      <w:r>
+        <w:t>12.  Provide understandable recovery when a candidate cannot become a valid standard-kit build.</w:t>
+      </w:r>
+    </w:p>
+    <w:p>
+      <w:pPr>
+        <w:pStyle w:val="Heading2"/>
+      </w:pPr>
+      <w:r>
+        <w:t>2.3 Quality attributes</w:t>
+      </w:r>
+    </w:p>
+    <w:p>
+      <w:pPr>
+        <w:pStyle w:val="ListBullet"/>
+        <w:ind w:left="547" w:hanging="259"/>
+      </w:pPr>
+      <w:r>
+        <w:rPr>
+          <w:b/>
+        </w:rPr>
+        <w:t>Traceability:</w:t>
+      </w:r>
+      <w:r>
+        <w:t xml:space="preserve"> recommendations should retain evidence and source lineage.</w:t>
+      </w:r>
+    </w:p>
+    <w:p>
+      <w:pPr>
+        <w:pStyle w:val="ListBullet"/>
+        <w:ind w:left="547" w:hanging="259"/>
+      </w:pPr>
+      <w:r>
+        <w:rPr>
+          <w:b/>
+        </w:rPr>
+        <w:t>Safety:</w:t>
+      </w:r>
+      <w:r>
+        <w:t xml:space="preserve"> teacher approval and validation gates prevent unreviewed publication.</w:t>
+      </w:r>
+    </w:p>
+    <w:p>
+      <w:pPr>
+        <w:pStyle w:val="ListBullet"/>
+        <w:ind w:left="547" w:hanging="259"/>
+      </w:pPr>
+      <w:r>
+        <w:rPr>
+          <w:b/>
+        </w:rPr>
+        <w:t>Resilience:</w:t>
+      </w:r>
+      <w:r>
+        <w:t xml:space="preserve"> primary/fallback Gemini models and static retrieval fallback provide controlled degradation.</w:t>
+      </w:r>
+    </w:p>
+    <w:p>
+      <w:pPr>
+        <w:pStyle w:val="ListBullet"/>
+        <w:ind w:left="547" w:hanging="259"/>
+      </w:pPr>
+      <w:r>
+        <w:rPr>
+          <w:b/>
+        </w:rPr>
+        <w:t>Cost awareness:</w:t>
+      </w:r>
+      <w:r>
+        <w:t xml:space="preserve"> saved-output testing avoids unnecessary Rodin/Bang use.</w:t>
+      </w:r>
+    </w:p>
+    <w:p>
+      <w:pPr>
+        <w:pStyle w:val="ListBullet"/>
+        <w:ind w:left="547" w:hanging="259"/>
+      </w:pPr>
+      <w:r>
+        <w:rPr>
+          <w:b/>
+        </w:rPr>
+        <w:t>Observability:</w:t>
+      </w:r>
+      <w:r>
+        <w:t xml:space="preserve"> stage, progress, attempt, model, and validation status are recorded.</w:t>
+      </w:r>
+    </w:p>
+    <w:p>
+      <w:pPr>
+        <w:pStyle w:val="ListBullet"/>
+        <w:ind w:left="547" w:hanging="259"/>
+      </w:pPr>
+      <w:r>
+        <w:rPr>
+          <w:b/>
+        </w:rPr>
+        <w:t>Maintainability:</w:t>
+      </w:r>
+      <w:r>
+        <w:t xml:space="preserve"> ingestion, retrieval, physicalization, and document generation have explicit interfaces.</w:t>
+      </w:r>
+    </w:p>
+    <w:p>
+      <w:pPr>
+        <w:pStyle w:val="ListBullet"/>
+        <w:ind w:left="547" w:hanging="259"/>
+      </w:pPr>
+      <w:r>
+        <w:rPr>
+          <w:b/>
+        </w:rPr>
+        <w:t>Usability:</w:t>
+      </w:r>
+      <w:r>
+        <w:t xml:space="preserve"> long-running operations expose progress and permit a teacher to return later.</w:t>
+      </w:r>
+    </w:p>
+    <w:p>
+      <w:pPr>
+        <w:pStyle w:val="Heading2"/>
+      </w:pPr>
+      <w:r>
+        <w:t>2.4 Non-goals and boundaries</w:t>
+      </w:r>
+    </w:p>
+    <w:p>
+      <w:r>
+        <w:t>KidSpark is not a general CAD system, a substitute for teacher review, or a guarantee of structural safety under every classroom condition. It does not currently provide durable multi-tenant project storage, a complete learning-management-system integration, or automatic PowerPoint output. The slide companion is a PDF in the current release. The system can selectively use visual embeddings, but visual retrieval is not a required dependency for the baseline RAG path.</w:t>
+      </w:r>
+    </w:p>
+    <w:p>
+      <w:pPr>
+        <w:pStyle w:val="Heading1"/>
+      </w:pPr>
+      <w:r>
+        <w:t>3. Architecture Overview</w:t>
+      </w:r>
+    </w:p>
+    <w:p>
+      <w:pPr>
+        <w:pStyle w:val="Heading2"/>
+      </w:pPr>
+      <w:r>
+        <w:t>3.1 Diagram method, notation, and reading order</w:t>
+      </w:r>
+    </w:p>
+    <w:p>
+      <w:r>
+        <w:t>The architecture package uses multiple purpose-built views instead of one overloaded diagram. The first two views follow the [C4 model](https://c4model.com/) at system-context and container/component depth. The remaining views apply the same boundary-first discipline to deployment, state, data, security, and processing concerns. This is consistent with [Microsoft's architecture-diagram guidance](https://learn.microsoft.com/en-us/azure/well-architected/architect-role/design-diagrams): show explicit boundaries, label directional relationships, keep notation consistent, and use several diagrams when different audiences need different answers.</w:t>
+      </w:r>
+    </w:p>
+    <w:p>
+      <w:r>
+        <w:t>Read the diagrams in this order:</w:t>
+      </w:r>
+    </w:p>
+    <w:tbl>
+      <w:tblPr>
+        <w:tblW w:type="auto" w:w="0"/>
+        <w:jc w:val="center"/>
+        <w:tblLayout w:type="fixed"/>
+        <w:tblLook w:firstColumn="1" w:firstRow="1" w:lastColumn="0" w:lastRow="0" w:noHBand="0" w:noVBand="1" w:val="04A0"/>
+      </w:tblPr>
+      <w:tblGrid>
+        <w:gridCol w:w="3293"/>
+        <w:gridCol w:w="3293"/>
+        <w:gridCol w:w="3293"/>
+      </w:tblGrid>
+      <w:tr>
+        <w:tc>
+          <w:tcPr>
+            <w:tcW w:type="dxa" w:w="3120"/>
+            <w:vAlign w:val="center"/>
+            <w:shd w:fill="E8F4F7"/>
+          </w:tcPr>
+          <w:p>
+            <w:r>
+              <w:rPr>
+                <w:b/>
+                <w:color w:val="17324D"/>
+              </w:rPr>
+              <w:t>View</w:t>
+            </w:r>
+          </w:p>
+        </w:tc>
+        <w:tc>
+          <w:tcPr>
+            <w:tcW w:type="dxa" w:w="3120"/>
+            <w:vAlign w:val="center"/>
+            <w:shd w:fill="E8F4F7"/>
+          </w:tcPr>
+          <w:p>
+            <w:r>
+              <w:rPr>
+                <w:b/>
+                <w:color w:val="17324D"/>
+              </w:rPr>
+              <w:t>Primary question answered</w:t>
+            </w:r>
+          </w:p>
+        </w:tc>
+        <w:tc>
+          <w:tcPr>
+            <w:tcW w:type="dxa" w:w="3120"/>
+            <w:vAlign w:val="center"/>
+            <w:shd w:fill="E8F4F7"/>
+          </w:tcPr>
+          <w:p>
+            <w:r>
+              <w:rPr>
+                <w:b/>
+                <w:color w:val="17324D"/>
+              </w:rPr>
+              <w:t>Main audience</w:t>
+            </w:r>
+          </w:p>
+        </w:tc>
+      </w:tr>
+      <w:tr>
+        <w:tc>
+          <w:tcPr>
+            <w:tcW w:type="dxa" w:w="3120"/>
+            <w:vAlign w:val="center"/>
+          </w:tcPr>
+          <w:p>
+            <w:r>
+              <w:t>System context</w:t>
+            </w:r>
+          </w:p>
+        </w:tc>
+        <w:tc>
+          <w:tcPr>
+            <w:tcW w:type="dxa" w:w="3120"/>
+            <w:vAlign w:val="center"/>
+          </w:tcPr>
+          <w:p>
+            <w:r>
+              <w:t>Who uses KidSpark, and which external systems does it depend on?</w:t>
+            </w:r>
+          </w:p>
+        </w:tc>
+        <w:tc>
+          <w:tcPr>
+            <w:tcW w:type="dxa" w:w="3120"/>
+            <w:vAlign w:val="center"/>
+          </w:tcPr>
+          <w:p>
+            <w:r>
+              <w:t>All readers</w:t>
+            </w:r>
+          </w:p>
+        </w:tc>
+      </w:tr>
+      <w:tr>
+        <w:tc>
+          <w:tcPr>
+            <w:tcW w:type="dxa" w:w="3120"/>
+            <w:vAlign w:val="center"/>
+          </w:tcPr>
+          <w:p>
+            <w:r>
+              <w:t>Application components</w:t>
+            </w:r>
+          </w:p>
+        </w:tc>
+        <w:tc>
+          <w:tcPr>
+            <w:tcW w:type="dxa" w:w="3120"/>
+            <w:vAlign w:val="center"/>
+          </w:tcPr>
+          <w:p>
+            <w:r>
+              <w:t>What runs inside the application, and which component owns each responsibility?</w:t>
+            </w:r>
+          </w:p>
+        </w:tc>
+        <w:tc>
+          <w:tcPr>
+            <w:tcW w:type="dxa" w:w="3120"/>
+            <w:vAlign w:val="center"/>
+          </w:tcPr>
+          <w:p>
+            <w:r>
+              <w:t>Developers and maintainers</w:t>
+            </w:r>
+          </w:p>
+        </w:tc>
+      </w:tr>
+      <w:tr>
+        <w:tc>
+          <w:tcPr>
+            <w:tcW w:type="dxa" w:w="3120"/>
+            <w:vAlign w:val="center"/>
+          </w:tcPr>
+          <w:p>
+            <w:r>
+              <w:t>GCP deployment</w:t>
+            </w:r>
+          </w:p>
+        </w:tc>
+        <w:tc>
+          <w:tcPr>
+            <w:tcW w:type="dxa" w:w="3120"/>
+            <w:vAlign w:val="center"/>
+          </w:tcPr>
+          <w:p>
+            <w:r>
+              <w:t>Where do processes, identities, data stores, secrets, and external trust boundaries live?</w:t>
+            </w:r>
+          </w:p>
+        </w:tc>
+        <w:tc>
+          <w:tcPr>
+            <w:tcW w:type="dxa" w:w="3120"/>
+            <w:vAlign w:val="center"/>
+          </w:tcPr>
+          <w:p>
+            <w:r>
+              <w:t>Operators and security reviewers</w:t>
+            </w:r>
+          </w:p>
+        </w:tc>
+      </w:tr>
+      <w:tr>
+        <w:tc>
+          <w:tcPr>
+            <w:tcW w:type="dxa" w:w="3120"/>
+            <w:vAlign w:val="center"/>
+          </w:tcPr>
+          <w:p>
+            <w:r>
+              <w:t>Teacher-session sequence</w:t>
+            </w:r>
+          </w:p>
+        </w:tc>
+        <w:tc>
+          <w:tcPr>
+            <w:tcW w:type="dxa" w:w="3120"/>
+            <w:vAlign w:val="center"/>
+          </w:tcPr>
+          <w:p>
+            <w:r>
+              <w:t>How do confirmation gates and asynchronous jobs control the six-step workflow?</w:t>
+            </w:r>
+          </w:p>
+        </w:tc>
+        <w:tc>
+          <w:tcPr>
+            <w:tcW w:type="dxa" w:w="3120"/>
+            <w:vAlign w:val="center"/>
+          </w:tcPr>
+          <w:p>
+            <w:r>
+              <w:t>Product, frontend, and API engineers</w:t>
+            </w:r>
+          </w:p>
+        </w:tc>
+      </w:tr>
+      <w:tr>
+        <w:tc>
+          <w:tcPr>
+            <w:tcW w:type="dxa" w:w="3120"/>
+            <w:vAlign w:val="center"/>
+          </w:tcPr>
+          <w:p>
+            <w:r>
+              <w:t>RAG ingestion and retrieval</w:t>
+            </w:r>
+          </w:p>
+        </w:tc>
+        <w:tc>
+          <w:tcPr>
+            <w:tcW w:type="dxa" w:w="3120"/>
+            <w:vAlign w:val="center"/>
+          </w:tcPr>
+          <w:p>
+            <w:r>
+              <w:t>How does source material become searchable evidence for a planning turn?</w:t>
+            </w:r>
+          </w:p>
+        </w:tc>
+        <w:tc>
+          <w:tcPr>
+            <w:tcW w:type="dxa" w:w="3120"/>
+            <w:vAlign w:val="center"/>
+          </w:tcPr>
+          <w:p>
+            <w:r>
+              <w:t>Data and AI engineers</w:t>
+            </w:r>
+          </w:p>
+        </w:tc>
+      </w:tr>
+      <w:tr>
+        <w:tc>
+          <w:tcPr>
+            <w:tcW w:type="dxa" w:w="3120"/>
+            <w:vAlign w:val="center"/>
+          </w:tcPr>
+          <w:p>
+            <w:r>
+              <w:t>Logical data model</w:t>
+            </w:r>
+          </w:p>
+        </w:tc>
+        <w:tc>
+          <w:tcPr>
+            <w:tcW w:type="dxa" w:w="3120"/>
+            <w:vAlign w:val="center"/>
+          </w:tcPr>
+          <w:p>
+            <w:r>
+              <w:t>Which records and artifacts connect a teacher session to retrieval, generation, validation, and publication?</w:t>
+            </w:r>
+          </w:p>
+        </w:tc>
+        <w:tc>
+          <w:tcPr>
+            <w:tcW w:type="dxa" w:w="3120"/>
+            <w:vAlign w:val="center"/>
+          </w:tcPr>
+          <w:p>
+            <w:r>
+              <w:t>Backend and data engineers</w:t>
+            </w:r>
+          </w:p>
+        </w:tc>
+      </w:tr>
+      <w:tr>
+        <w:tc>
+          <w:tcPr>
+            <w:tcW w:type="dxa" w:w="3120"/>
+            <w:vAlign w:val="center"/>
+          </w:tcPr>
+          <w:p>
+            <w:r>
+              <w:t>Rodin-to-build pipeline</w:t>
+            </w:r>
+          </w:p>
+        </w:tc>
+        <w:tc>
+          <w:tcPr>
+            <w:tcW w:type="dxa" w:w="3120"/>
+            <w:vAlign w:val="center"/>
+          </w:tcPr>
+          <w:p>
+            <w:r>
+              <w:t>How does an approved prompt become inventory-valid build instructions?</w:t>
+            </w:r>
+          </w:p>
+        </w:tc>
+        <w:tc>
+          <w:tcPr>
+            <w:tcW w:type="dxa" w:w="3120"/>
+            <w:vAlign w:val="center"/>
+          </w:tcPr>
+          <w:p>
+            <w:r>
+              <w:t>3D and physicalization engineers</w:t>
+            </w:r>
+          </w:p>
+        </w:tc>
+      </w:tr>
+      <w:tr>
+        <w:tc>
+          <w:tcPr>
+            <w:tcW w:type="dxa" w:w="3120"/>
+            <w:vAlign w:val="center"/>
+          </w:tcPr>
+          <w:p>
+            <w:r>
+              <w:t>Document generation</w:t>
+            </w:r>
+          </w:p>
+        </w:tc>
+        <w:tc>
+          <w:tcPr>
+            <w:tcW w:type="dxa" w:w="3120"/>
+            <w:vAlign w:val="center"/>
+          </w:tcPr>
+          <w:p>
+            <w:r>
+              <w:t>How does one approved source of truth become three audience-specific documents?</w:t>
+            </w:r>
+          </w:p>
+        </w:tc>
+        <w:tc>
+          <w:tcPr>
+            <w:tcW w:type="dxa" w:w="3120"/>
+            <w:vAlign w:val="center"/>
+          </w:tcPr>
+          <w:p>
+            <w:r>
+              <w:t>Agent and publication engineers</w:t>
+            </w:r>
+          </w:p>
+        </w:tc>
+      </w:tr>
+      <w:tr>
+        <w:tc>
+          <w:tcPr>
+            <w:tcW w:type="dxa" w:w="3120"/>
+            <w:vAlign w:val="center"/>
+          </w:tcPr>
+          <w:p>
+            <w:r>
+              <w:t>Automatic recovery</w:t>
+            </w:r>
+          </w:p>
+        </w:tc>
+        <w:tc>
+          <w:tcPr>
+            <w:tcW w:type="dxa" w:w="3120"/>
+            <w:vAlign w:val="center"/>
+          </w:tcPr>
+          <w:p>
+            <w:r>
+              <w:t>What happens when geometry exceeds block or segment limits?</w:t>
+            </w:r>
+          </w:p>
+        </w:tc>
+        <w:tc>
+          <w:tcPr>
+            <w:tcW w:type="dxa" w:w="3120"/>
+            <w:vAlign w:val="center"/>
+          </w:tcPr>
+          <w:p>
+            <w:r>
+              <w:t>3D, API, and UX engineers</w:t>
+            </w:r>
+          </w:p>
+        </w:tc>
+      </w:tr>
+      <w:tr>
+        <w:tc>
+          <w:tcPr>
+            <w:tcW w:type="dxa" w:w="3120"/>
+            <w:vAlign w:val="center"/>
+          </w:tcPr>
+          <w:p>
+            <w:r>
+              <w:t>Security and operations</w:t>
+            </w:r>
+          </w:p>
+        </w:tc>
+        <w:tc>
+          <w:tcPr>
+            <w:tcW w:type="dxa" w:w="3120"/>
+            <w:vAlign w:val="center"/>
+          </w:tcPr>
+          <w:p>
+            <w:r>
+              <w:t>Which controls, telemetry, and recovery mechanisms span the system?</w:t>
+            </w:r>
+          </w:p>
+        </w:tc>
+        <w:tc>
+          <w:tcPr>
+            <w:tcW w:type="dxa" w:w="3120"/>
+            <w:vAlign w:val="center"/>
+          </w:tcPr>
+          <w:p>
+            <w:r>
+              <w:t>Operators, security, and maintainers</w:t>
+            </w:r>
+          </w:p>
+        </w:tc>
+      </w:tr>
+    </w:tbl>
+    <w:p>
+      <w:pPr>
+        <w:spacing w:after="40"/>
+      </w:pPr>
+    </w:p>
+    <w:p>
+      <w:r>
+        <w:t>Diagram notation is intentionally consistent:</w:t>
+      </w:r>
+    </w:p>
+    <w:p>
+      <w:pPr>
+        <w:pStyle w:val="ListBullet"/>
+        <w:ind w:left="547" w:hanging="259"/>
+      </w:pPr>
+      <w:r>
+        <w:t>shaded outer panels are deployment, trust, data, or responsibility boundaries;</w:t>
+      </w:r>
+    </w:p>
+    <w:p>
+      <w:pPr>
+        <w:pStyle w:val="ListBullet"/>
+        <w:ind w:left="547" w:hanging="259"/>
+      </w:pPr>
+      <w:r>
+        <w:t>solid arrows are primary request, data, or artifact flows;</w:t>
+      </w:r>
+    </w:p>
+    <w:p>
+      <w:pPr>
+        <w:pStyle w:val="ListBullet"/>
+        <w:ind w:left="547" w:hanging="259"/>
+      </w:pPr>
+      <w:r>
+        <w:t>dashed arrows are feedback, invalidation, retry, or fallback paths;</w:t>
+      </w:r>
+    </w:p>
+    <w:p>
+      <w:pPr>
+        <w:pStyle w:val="ListBullet"/>
+        <w:ind w:left="547" w:hanging="259"/>
+      </w:pPr>
+      <w:r>
+        <w:t>blue nodes are application services, green nodes are data stores, purple nodes are external services, yellow nodes are human actors, orange nodes are decisions, and gray nodes are durable or generated artifacts;</w:t>
+      </w:r>
+    </w:p>
+    <w:p>
+      <w:pPr>
+        <w:pStyle w:val="ListBullet"/>
+        <w:ind w:left="547" w:hanging="259"/>
+      </w:pPr>
+      <w:r>
+        <w:t>arrow labels describe the payload or protocol rather than only saying that two components are connected.</w:t>
+      </w:r>
+    </w:p>
+    <w:p>
+      <w:r>
+        <w:t xml:space="preserve">Every diagram is a logical view unless its title explicitly says </w:t>
+      </w:r>
+      <w:r>
+        <w:rPr>
+          <w:b/>
+        </w:rPr>
+        <w:t>deployment</w:t>
+      </w:r>
+      <w:r>
+        <w:t>. It does not imply a separate Cloud Run service for every internal component.</w:t>
+      </w:r>
+    </w:p>
+    <w:p>
+      <w:pPr>
+        <w:pStyle w:val="Heading2"/>
+      </w:pPr>
+      <w:r>
+        <w:t>3.2 System context</w:t>
+      </w:r>
+    </w:p>
+    <w:p>
+      <w:r>
+        <w:t>The teacher interacts with one guided application. KidSpark coordinates four classes of external capability: managed AI, managed data, third-party 3D generation, and classroom publication. The teacher is both the source of pedagogical intent and the final approval authority.</w:t>
+      </w:r>
+    </w:p>
+    <w:p>
+      <w:pPr>
         <w:jc w:val="center"/>
       </w:pPr>
       <w:r>
         <w:drawing>
           <wp:inline xmlns:a="http://schemas.openxmlformats.org/drawingml/2006/main" xmlns:pic="http://schemas.openxmlformats.org/drawingml/2006/picture">
-            <wp:extent cx="5989320" cy="2807494"/>
+            <wp:extent cx="5989320" cy="3102468"/>
             <wp:docPr id="1" name="Picture 1"/>
             <wp:cNvGraphicFramePr>
               <a:graphicFrameLocks noChangeAspect="1"/>
@@ -395,7 +1193,7 @@
                   <pic:spPr>
                     <a:xfrm>
                       <a:off x="0" y="0"/>
-                      <a:ext cx="5989320" cy="2807494"/>
+                      <a:ext cx="5989320" cy="3102468"/>
                     </a:xfrm>
                     <a:prstGeom prst="rect"/>
                   </pic:spPr>
@@ -416,358 +1214,15 @@
           <w:color w:val="667085"/>
           <w:sz w:val="16"/>
         </w:rPr>
-        <w:t>System context</w:t>
-      </w:r>
-    </w:p>
-    <w:p>
-      <w:r>
-        <w:br w:type="page"/>
-      </w:r>
-    </w:p>
-    <w:p>
-      <w:pPr>
-        <w:pStyle w:val="Heading1"/>
-      </w:pPr>
-      <w:r>
-        <w:t>2. Goals, Requirements, and Non-Goals</w:t>
-      </w:r>
-    </w:p>
-    <w:p>
-      <w:pPr>
-        <w:pStyle w:val="Heading2"/>
-      </w:pPr>
-      <w:r>
-        <w:t>2.1 Product goals</w:t>
-      </w:r>
-    </w:p>
-    <w:p>
-      <w:r>
-        <w:t>KidSpark must help a teacher turn narrative material into a lesson that is educationally coherent and physically actionable. The workflow should lower planning effort without hiding decisions that require professional judgment. It should connect literacy and STEM learning, preserve standards/framework evidence, and produce materials suitable for both teacher preparation and classroom use.</w:t>
-      </w:r>
-    </w:p>
-    <w:p>
-      <w:r>
-        <w:t>The build pipeline must not produce instructions that exceed the configured kit inventory or misrepresent a moving part as static. The teacher must be able to inspect the source model, semantic segmentation, voxel representation, connector intent, final reference, and build stages. Generated classroom documents must use actual build images rather than unrelated stock or demonstration imagery.</w:t>
-      </w:r>
-    </w:p>
-    <w:p>
-      <w:pPr>
-        <w:pStyle w:val="Heading2"/>
-      </w:pPr>
-      <w:r>
-        <w:t>2.2 Functional requirements</w:t>
-      </w:r>
-    </w:p>
-    <w:p>
-      <w:pPr>
-        <w:pStyle w:val="ListNumber"/>
-        <w:ind w:left="547" w:hanging="259"/>
-      </w:pPr>
-      <w:r>
-        <w:t>Accept typed stories and PDF uploads.</w:t>
-      </w:r>
-    </w:p>
-    <w:p>
-      <w:pPr>
-        <w:pStyle w:val="ListNumber"/>
-        <w:ind w:left="547" w:hanging="259"/>
-      </w:pPr>
-      <w:r>
-        <w:t>Extract story evidence and educational opportunities.</w:t>
-      </w:r>
-    </w:p>
-    <w:p>
-      <w:pPr>
-        <w:pStyle w:val="ListNumber"/>
-        <w:ind w:left="547" w:hanging="259"/>
-      </w:pPr>
-      <w:r>
-        <w:t>Retrieve grade-appropriate prior lesson and standards evidence.</w:t>
-      </w:r>
-    </w:p>
-    <w:p>
-      <w:pPr>
-        <w:pStyle w:val="ListNumber"/>
-        <w:ind w:left="547" w:hanging="259"/>
-      </w:pPr>
-      <w:r>
-        <w:t>Conduct a guided planning conversation and maintain a structured checklist.</w:t>
-      </w:r>
-    </w:p>
-    <w:p>
-      <w:pPr>
-        <w:pStyle w:val="ListNumber"/>
-        <w:ind w:left="547" w:hanging="259"/>
-      </w:pPr>
-      <w:r>
-        <w:t>Prevent continuation until required planning fields are complete.</w:t>
-      </w:r>
-    </w:p>
-    <w:p>
-      <w:pPr>
-        <w:pStyle w:val="ListNumber"/>
-        <w:ind w:left="547" w:hanging="259"/>
-      </w:pPr>
-      <w:r>
-        <w:t>Generate and poll a teacher-reviewable 3D model.</w:t>
-      </w:r>
-    </w:p>
-    <w:p>
-      <w:pPr>
-        <w:pStyle w:val="ListNumber"/>
-        <w:ind w:left="547" w:hanging="259"/>
-      </w:pPr>
-      <w:r>
-        <w:t>Segment and voxelize an approved model.</w:t>
-      </w:r>
-    </w:p>
-    <w:p>
-      <w:pPr>
-        <w:pStyle w:val="ListNumber"/>
-        <w:ind w:left="547" w:hanging="259"/>
-      </w:pPr>
-      <w:r>
-        <w:t>Preserve required and moving semantic regions while simplifying safe static detail.</w:t>
-      </w:r>
-    </w:p>
-    <w:p>
-      <w:pPr>
-        <w:pStyle w:val="ListNumber"/>
-        <w:ind w:left="547" w:hanging="259"/>
-      </w:pPr>
-      <w:r>
-        <w:t>Validate parts, inventory, contacts, movement, and build order.</w:t>
-      </w:r>
-    </w:p>
-    <w:p>
-      <w:pPr>
-        <w:pStyle w:val="ListNumber"/>
-        <w:ind w:left="547" w:hanging="259"/>
-      </w:pPr>
-      <w:r>
-        <w:t>Produce image-backed lesson plan, activity guide, and slide companion.</w:t>
-      </w:r>
-    </w:p>
-    <w:p>
-      <w:pPr>
-        <w:pStyle w:val="ListNumber"/>
-        <w:ind w:left="547" w:hanging="259"/>
-      </w:pPr>
-      <w:r>
-        <w:t>Validate each document before download.</w:t>
-      </w:r>
-    </w:p>
-    <w:p>
-      <w:pPr>
-        <w:pStyle w:val="ListNumber"/>
-        <w:ind w:left="547" w:hanging="259"/>
-      </w:pPr>
-      <w:r>
-        <w:t>Provide understandable recovery when a candidate cannot become a valid standard-kit build.</w:t>
-      </w:r>
-    </w:p>
-    <w:p>
-      <w:pPr>
-        <w:pStyle w:val="Heading2"/>
-      </w:pPr>
-      <w:r>
-        <w:t>2.3 Quality attributes</w:t>
-      </w:r>
-    </w:p>
-    <w:p>
-      <w:pPr>
-        <w:pStyle w:val="ListBullet"/>
-        <w:ind w:left="547" w:hanging="259"/>
-      </w:pPr>
-      <w:r>
-        <w:rPr>
-          <w:b/>
-        </w:rPr>
-        <w:t>Traceability:</w:t>
-      </w:r>
-      <w:r>
-        <w:t xml:space="preserve"> recommendations should retain evidence and source lineage.</w:t>
-      </w:r>
-    </w:p>
-    <w:p>
-      <w:pPr>
-        <w:pStyle w:val="ListBullet"/>
-        <w:ind w:left="547" w:hanging="259"/>
-      </w:pPr>
-      <w:r>
-        <w:rPr>
-          <w:b/>
-        </w:rPr>
-        <w:t>Safety:</w:t>
-      </w:r>
-      <w:r>
-        <w:t xml:space="preserve"> teacher approval and validation gates prevent unreviewed publication.</w:t>
-      </w:r>
-    </w:p>
-    <w:p>
-      <w:pPr>
-        <w:pStyle w:val="ListBullet"/>
-        <w:ind w:left="547" w:hanging="259"/>
-      </w:pPr>
-      <w:r>
-        <w:rPr>
-          <w:b/>
-        </w:rPr>
-        <w:t>Resilience:</w:t>
-      </w:r>
-      <w:r>
-        <w:t xml:space="preserve"> primary/fallback Gemini models and static retrieval fallback provide controlled degradation.</w:t>
-      </w:r>
-    </w:p>
-    <w:p>
-      <w:pPr>
-        <w:pStyle w:val="ListBullet"/>
-        <w:ind w:left="547" w:hanging="259"/>
-      </w:pPr>
-      <w:r>
-        <w:rPr>
-          <w:b/>
-        </w:rPr>
-        <w:t>Cost awareness:</w:t>
-      </w:r>
-      <w:r>
-        <w:t xml:space="preserve"> saved-output testing avoids unnecessary Rodin/Bang use.</w:t>
-      </w:r>
-    </w:p>
-    <w:p>
-      <w:pPr>
-        <w:pStyle w:val="ListBullet"/>
-        <w:ind w:left="547" w:hanging="259"/>
-      </w:pPr>
-      <w:r>
-        <w:rPr>
-          <w:b/>
-        </w:rPr>
-        <w:t>Observability:</w:t>
-      </w:r>
-      <w:r>
-        <w:t xml:space="preserve"> stage, progress, attempt, model, and validation status are recorded.</w:t>
-      </w:r>
-    </w:p>
-    <w:p>
-      <w:pPr>
-        <w:pStyle w:val="ListBullet"/>
-        <w:ind w:left="547" w:hanging="259"/>
-      </w:pPr>
-      <w:r>
-        <w:rPr>
-          <w:b/>
-        </w:rPr>
-        <w:t>Maintainability:</w:t>
-      </w:r>
-      <w:r>
-        <w:t xml:space="preserve"> ingestion, retrieval, physicalization, and document generation have explicit interfaces.</w:t>
-      </w:r>
-    </w:p>
-    <w:p>
-      <w:pPr>
-        <w:pStyle w:val="ListBullet"/>
-        <w:ind w:left="547" w:hanging="259"/>
-      </w:pPr>
-      <w:r>
-        <w:rPr>
-          <w:b/>
-        </w:rPr>
-        <w:t>Usability:</w:t>
-      </w:r>
-      <w:r>
-        <w:t xml:space="preserve"> long-running operations expose progress and permit a teacher to return later.</w:t>
-      </w:r>
-    </w:p>
-    <w:p>
-      <w:pPr>
-        <w:pStyle w:val="Heading2"/>
-      </w:pPr>
-      <w:r>
-        <w:t>2.4 Non-goals and boundaries</w:t>
-      </w:r>
-    </w:p>
-    <w:p>
-      <w:r>
-        <w:t>KidSpark is not a general CAD system, a substitute for teacher review, or a guarantee of structural safety under every classroom condition. It does not currently provide durable multi-tenant project storage, a complete learning-management-system integration, or automatic PowerPoint output. The slide companion is a PDF in the current release. The system can selectively use visual embeddings, but visual retrieval is not a required dependency for the baseline RAG path.</w:t>
-      </w:r>
-    </w:p>
-    <w:p>
-      <w:r>
-        <w:br w:type="page"/>
-      </w:r>
-    </w:p>
-    <w:p>
-      <w:pPr>
-        <w:pStyle w:val="Heading1"/>
-      </w:pPr>
-      <w:r>
-        <w:t>3. Architecture Overview</w:t>
-      </w:r>
-    </w:p>
-    <w:p>
-      <w:pPr>
-        <w:pStyle w:val="Heading2"/>
-      </w:pPr>
-      <w:r>
-        <w:t>3.1 System context</w:t>
-      </w:r>
-    </w:p>
-    <w:p>
-      <w:r>
-        <w:t>The teacher interacts with one guided application. KidSpark coordinates four classes of external capability: managed AI, managed data, third-party 3D generation, and classroom publication. The teacher is both the source of pedagogical intent and the final approval authority.</w:t>
-      </w:r>
-    </w:p>
-    <w:p>
-      <w:pPr>
-        <w:jc w:val="center"/>
-      </w:pPr>
-      <w:r>
-        <w:drawing>
-          <wp:inline xmlns:a="http://schemas.openxmlformats.org/drawingml/2006/main" xmlns:pic="http://schemas.openxmlformats.org/drawingml/2006/picture">
-            <wp:extent cx="5989320" cy="2807494"/>
-            <wp:docPr id="2" name="Picture 2"/>
-            <wp:cNvGraphicFramePr>
-              <a:graphicFrameLocks noChangeAspect="1"/>
-            </wp:cNvGraphicFramePr>
-            <a:graphic>
-              <a:graphicData uri="http://schemas.openxmlformats.org/drawingml/2006/picture">
-                <pic:pic>
-                  <pic:nvPicPr>
-                    <pic:cNvPr id="0" name="diagram-system-context.png"/>
-                    <pic:cNvPicPr/>
-                  </pic:nvPicPr>
-                  <pic:blipFill>
-                    <a:blip r:embed="rId11"/>
-                    <a:stretch>
-                      <a:fillRect/>
-                    </a:stretch>
-                  </pic:blipFill>
-                  <pic:spPr>
-                    <a:xfrm>
-                      <a:off x="0" y="0"/>
-                      <a:ext cx="5989320" cy="2807494"/>
-                    </a:xfrm>
-                    <a:prstGeom prst="rect"/>
-                  </pic:spPr>
-                </pic:pic>
-              </a:graphicData>
-            </a:graphic>
-          </wp:inline>
-        </w:drawing>
-      </w:r>
-    </w:p>
-    <w:p>
-      <w:pPr>
-        <w:jc w:val="center"/>
-      </w:pPr>
+        <w:t>System context diagram</w:t>
+      </w:r>
+    </w:p>
+    <w:p>
       <w:r>
         <w:rPr>
           <w:i/>
-          <w:color w:val="667085"/>
-          <w:sz w:val="16"/>
         </w:rPr>
-        <w:t>System context diagram</w:t>
+        <w:t>Figure 1. C4 Level 1 context. The KidSpark product boundary is centered between its human users and managed/external dependencies.</w:t>
       </w:r>
     </w:p>
     <w:p>
@@ -775,7 +1230,7 @@
         <w:pStyle w:val="Heading2"/>
       </w:pPr>
       <w:r>
-        <w:t>3.2 Application components</w:t>
+        <w:t>3.3 Application components</w:t>
       </w:r>
     </w:p>
     <w:p>
@@ -817,8 +1272,8 @@
       <w:r>
         <w:drawing>
           <wp:inline xmlns:a="http://schemas.openxmlformats.org/drawingml/2006/main" xmlns:pic="http://schemas.openxmlformats.org/drawingml/2006/picture">
-            <wp:extent cx="5989320" cy="2807494"/>
-            <wp:docPr id="3" name="Picture 3"/>
+            <wp:extent cx="5989320" cy="4599798"/>
+            <wp:docPr id="2" name="Picture 2"/>
             <wp:cNvGraphicFramePr>
               <a:graphicFrameLocks noChangeAspect="1"/>
             </wp:cNvGraphicFramePr>
@@ -838,7 +1293,7 @@
                   <pic:spPr>
                     <a:xfrm>
                       <a:off x="0" y="0"/>
-                      <a:ext cx="5989320" cy="2807494"/>
+                      <a:ext cx="5989320" cy="4599798"/>
                     </a:xfrm>
                     <a:prstGeom prst="rect"/>
                   </pic:spPr>
@@ -863,11 +1318,19 @@
       </w:r>
     </w:p>
     <w:p>
+      <w:r>
+        <w:rPr>
+          <w:i/>
+        </w:rPr>
+        <w:t>Figure 2. C4 Level 2 plus selected components. The deployment is a monolith, while responsibility boundaries remain explicit in code.</w:t>
+      </w:r>
+    </w:p>
+    <w:p>
       <w:pPr>
         <w:pStyle w:val="Heading2"/>
       </w:pPr>
       <w:r>
-        <w:t>3.3 Deployment topology</w:t>
+        <w:t>3.4 Deployment topology</w:t>
       </w:r>
     </w:p>
     <w:p>
@@ -920,8 +1383,8 @@
       <w:r>
         <w:drawing>
           <wp:inline xmlns:a="http://schemas.openxmlformats.org/drawingml/2006/main" xmlns:pic="http://schemas.openxmlformats.org/drawingml/2006/picture">
-            <wp:extent cx="5989320" cy="2807494"/>
-            <wp:docPr id="4" name="Picture 4"/>
+            <wp:extent cx="5989320" cy="4438086"/>
+            <wp:docPr id="3" name="Picture 3"/>
             <wp:cNvGraphicFramePr>
               <a:graphicFrameLocks noChangeAspect="1"/>
             </wp:cNvGraphicFramePr>
@@ -941,7 +1404,7 @@
                   <pic:spPr>
                     <a:xfrm>
                       <a:off x="0" y="0"/>
-                      <a:ext cx="5989320" cy="2807494"/>
+                      <a:ext cx="5989320" cy="4438086"/>
                     </a:xfrm>
                     <a:prstGeom prst="rect"/>
                   </pic:spPr>
@@ -966,11 +1429,19 @@
       </w:r>
     </w:p>
     <w:p>
+      <w:r>
+        <w:rPr>
+          <w:i/>
+        </w:rPr>
+        <w:t>Figure 3. Runtime and trust-boundary view. Streamlit is public, FastAPI is loopback-only, managed GCP services use the runtime identity, and Hyper3D remains an external processor.</w:t>
+      </w:r>
+    </w:p>
+    <w:p>
       <w:pPr>
         <w:pStyle w:val="Heading2"/>
       </w:pPr>
       <w:r>
-        <w:t>3.4 Technology choices</w:t>
+        <w:t>3.5 Technology choices</w:t>
       </w:r>
     </w:p>
     <w:tbl>
@@ -1427,11 +1898,6 @@
       </w:pPr>
     </w:p>
     <w:p>
-      <w:r>
-        <w:br w:type="page"/>
-      </w:r>
-    </w:p>
-    <w:p>
       <w:pPr>
         <w:pStyle w:val="Heading1"/>
       </w:pPr>
@@ -1720,11 +2186,6 @@
       </w:r>
       <w:r>
         <w:t xml:space="preserve"> contents are runtime artifacts and must not be treated as source-controlled durable records.</w:t>
-      </w:r>
-    </w:p>
-    <w:p>
-      <w:r>
-        <w:br w:type="page"/>
       </w:r>
     </w:p>
     <w:p>
@@ -1780,8 +2241,8 @@
       <w:r>
         <w:drawing>
           <wp:inline xmlns:a="http://schemas.openxmlformats.org/drawingml/2006/main" xmlns:pic="http://schemas.openxmlformats.org/drawingml/2006/picture">
-            <wp:extent cx="5989320" cy="2807494"/>
-            <wp:docPr id="5" name="Picture 5"/>
+            <wp:extent cx="5989320" cy="4767499"/>
+            <wp:docPr id="4" name="Picture 4"/>
             <wp:cNvGraphicFramePr>
               <a:graphicFrameLocks noChangeAspect="1"/>
             </wp:cNvGraphicFramePr>
@@ -1801,7 +2262,7 @@
                   <pic:spPr>
                     <a:xfrm>
                       <a:off x="0" y="0"/>
-                      <a:ext cx="5989320" cy="2807494"/>
+                      <a:ext cx="5989320" cy="4767499"/>
                     </a:xfrm>
                     <a:prstGeom prst="rect"/>
                   </pic:spPr>
@@ -1823,6 +2284,14 @@
           <w:sz w:val="16"/>
         </w:rPr>
         <w:t>Teacher session sequence</w:t>
+      </w:r>
+    </w:p>
+    <w:p>
+      <w:r>
+        <w:rPr>
+          <w:i/>
+        </w:rPr>
+        <w:t>Figure 4. Teacher-visible state and orchestration sequence. Confirmation gates separate human decisions from asynchronous generation work.</w:t>
       </w:r>
     </w:p>
     <w:p>
@@ -2190,8 +2659,81 @@
       </w:r>
     </w:p>
     <w:p>
-      <w:r>
-        <w:br w:type="page"/>
+      <w:pPr>
+        <w:pStyle w:val="Heading2"/>
+      </w:pPr>
+      <w:r>
+        <w:t>5.6 Logical data and artifact model</w:t>
+      </w:r>
+    </w:p>
+    <w:p>
+      <w:r>
+        <w:t>The session identifier is the root correlation key for the teacher workflow. A planning state references retrieved evidence, which in turn points to corpus nodes and durable source objects. Each approved generation creates a new generation identity; downstream segment, notebook, planner, and document artifacts belong to that generation. Regenerating an upstream artifact invalidates descendants rather than silently reusing them.</w:t>
+      </w:r>
+    </w:p>
+    <w:p>
+      <w:r>
+        <w:t>Cloud SQL and GCS contain durable retrieval data. The current teacher-session record, local model files, notebook images, and generated PDFs can be process-local or container-local and are therefore operationally ephemeral. The diagram distinguishes these lifetimes so maintainers do not mistake a filesystem path for a durable client contract.</w:t>
+      </w:r>
+    </w:p>
+    <w:p>
+      <w:pPr>
+        <w:jc w:val="center"/>
+      </w:pPr>
+      <w:r>
+        <w:drawing>
+          <wp:inline xmlns:a="http://schemas.openxmlformats.org/drawingml/2006/main" xmlns:pic="http://schemas.openxmlformats.org/drawingml/2006/picture">
+            <wp:extent cx="5989320" cy="3365998"/>
+            <wp:docPr id="5" name="Picture 5"/>
+            <wp:cNvGraphicFramePr>
+              <a:graphicFrameLocks noChangeAspect="1"/>
+            </wp:cNvGraphicFramePr>
+            <a:graphic>
+              <a:graphicData uri="http://schemas.openxmlformats.org/drawingml/2006/picture">
+                <pic:pic>
+                  <pic:nvPicPr>
+                    <pic:cNvPr id="0" name="diagram-logical-data-model.png"/>
+                    <pic:cNvPicPr/>
+                  </pic:nvPicPr>
+                  <pic:blipFill>
+                    <a:blip r:embed="rId15"/>
+                    <a:stretch>
+                      <a:fillRect/>
+                    </a:stretch>
+                  </pic:blipFill>
+                  <pic:spPr>
+                    <a:xfrm>
+                      <a:off x="0" y="0"/>
+                      <a:ext cx="5989320" cy="3365998"/>
+                    </a:xfrm>
+                    <a:prstGeom prst="rect"/>
+                  </pic:spPr>
+                </pic:pic>
+              </a:graphicData>
+            </a:graphic>
+          </wp:inline>
+        </w:drawing>
+      </w:r>
+    </w:p>
+    <w:p>
+      <w:pPr>
+        <w:jc w:val="center"/>
+      </w:pPr>
+      <w:r>
+        <w:rPr>
+          <w:i/>
+          <w:color w:val="667085"/>
+          <w:sz w:val="16"/>
+        </w:rPr>
+        <w:t>Logical data and artifact model</w:t>
+      </w:r>
+    </w:p>
+    <w:p>
+      <w:r>
+        <w:rPr>
+          <w:i/>
+        </w:rPr>
+        <w:t>Figure 5. Logical entities and lineage. Generation identifiers prevent old segment or document results from being attached to a newly approved model.</w:t>
       </w:r>
     </w:p>
     <w:p>
@@ -2275,9 +2817,11 @@
     </w:p>
     <w:p>
       <w:pPr>
-        <w:pStyle w:val="ListNumber"/>
         <w:ind w:left="547" w:hanging="259"/>
       </w:pPr>
+      <w:r>
+        <w:t xml:space="preserve">1.  </w:t>
+      </w:r>
       <w:r>
         <w:rPr>
           <w:b/>
@@ -2290,9 +2834,11 @@
     </w:p>
     <w:p>
       <w:pPr>
-        <w:pStyle w:val="ListNumber"/>
         <w:ind w:left="547" w:hanging="259"/>
       </w:pPr>
+      <w:r>
+        <w:t xml:space="preserve">2.  </w:t>
+      </w:r>
       <w:r>
         <w:rPr>
           <w:b/>
@@ -2305,9 +2851,11 @@
     </w:p>
     <w:p>
       <w:pPr>
-        <w:pStyle w:val="ListNumber"/>
         <w:ind w:left="547" w:hanging="259"/>
       </w:pPr>
+      <w:r>
+        <w:t xml:space="preserve">3.  </w:t>
+      </w:r>
       <w:r>
         <w:rPr>
           <w:b/>
@@ -2320,9 +2868,11 @@
     </w:p>
     <w:p>
       <w:pPr>
-        <w:pStyle w:val="ListNumber"/>
         <w:ind w:left="547" w:hanging="259"/>
       </w:pPr>
+      <w:r>
+        <w:t xml:space="preserve">4.  </w:t>
+      </w:r>
       <w:r>
         <w:rPr>
           <w:b/>
@@ -2335,9 +2885,11 @@
     </w:p>
     <w:p>
       <w:pPr>
-        <w:pStyle w:val="ListNumber"/>
         <w:ind w:left="547" w:hanging="259"/>
       </w:pPr>
+      <w:r>
+        <w:t xml:space="preserve">5.  </w:t>
+      </w:r>
       <w:r>
         <w:rPr>
           <w:b/>
@@ -2350,9 +2902,11 @@
     </w:p>
     <w:p>
       <w:pPr>
-        <w:pStyle w:val="ListNumber"/>
         <w:ind w:left="547" w:hanging="259"/>
       </w:pPr>
+      <w:r>
+        <w:t xml:space="preserve">6.  </w:t>
+      </w:r>
       <w:r>
         <w:rPr>
           <w:b/>
@@ -2365,9 +2919,11 @@
     </w:p>
     <w:p>
       <w:pPr>
-        <w:pStyle w:val="ListNumber"/>
         <w:ind w:left="547" w:hanging="259"/>
       </w:pPr>
+      <w:r>
+        <w:t xml:space="preserve">7.  </w:t>
+      </w:r>
       <w:r>
         <w:rPr>
           <w:b/>
@@ -2423,11 +2979,6 @@
       </w:r>
     </w:p>
     <w:p>
-      <w:r>
-        <w:br w:type="page"/>
-      </w:r>
-    </w:p>
-    <w:p>
       <w:pPr>
         <w:pStyle w:val="Heading1"/>
       </w:pPr>
@@ -2494,39 +3045,31 @@
     </w:p>
     <w:p>
       <w:pPr>
-        <w:pStyle w:val="ListNumber"/>
         <w:ind w:left="547" w:hanging="259"/>
       </w:pPr>
       <w:r>
-        <w:t>direct Cloud SQL/pgvector retrieval;</w:t>
-      </w:r>
-    </w:p>
-    <w:p>
-      <w:pPr>
-        <w:pStyle w:val="ListNumber"/>
+        <w:t>1.  direct Cloud SQL/pgvector retrieval;</w:t>
+      </w:r>
+    </w:p>
+    <w:p>
+      <w:pPr>
         <w:ind w:left="547" w:hanging="259"/>
       </w:pPr>
       <w:r>
-        <w:t>an optional deployed retrieval service;</w:t>
-      </w:r>
-    </w:p>
-    <w:p>
-      <w:pPr>
-        <w:pStyle w:val="ListNumber"/>
+        <w:t>2.  an optional deployed retrieval service;</w:t>
+      </w:r>
+    </w:p>
+    <w:p>
+      <w:pPr>
         <w:ind w:left="547" w:hanging="259"/>
       </w:pPr>
       <w:r>
-        <w:t>static KidSpark reference evidence when live retrieval is unavailable.</w:t>
+        <w:t>3.  static KidSpark reference evidence when live retrieval is unavailable.</w:t>
       </w:r>
     </w:p>
     <w:p>
       <w:r>
         <w:t>Fallback is visible in state/logging. It should not be represented as a successful vector lookup.</w:t>
-      </w:r>
-    </w:p>
-    <w:p>
-      <w:r>
-        <w:br w:type="page"/>
       </w:r>
     </w:p>
     <w:p>
@@ -2557,7 +3100,7 @@
       <w:r>
         <w:drawing>
           <wp:inline xmlns:a="http://schemas.openxmlformats.org/drawingml/2006/main" xmlns:pic="http://schemas.openxmlformats.org/drawingml/2006/picture">
-            <wp:extent cx="5989320" cy="2807494"/>
+            <wp:extent cx="5989320" cy="4480011"/>
             <wp:docPr id="6" name="Picture 6"/>
             <wp:cNvGraphicFramePr>
               <a:graphicFrameLocks noChangeAspect="1"/>
@@ -2570,7 +3113,7 @@
                     <pic:cNvPicPr/>
                   </pic:nvPicPr>
                   <pic:blipFill>
-                    <a:blip r:embed="rId15"/>
+                    <a:blip r:embed="rId16"/>
                     <a:stretch>
                       <a:fillRect/>
                     </a:stretch>
@@ -2578,7 +3121,7 @@
                   <pic:spPr>
                     <a:xfrm>
                       <a:off x="0" y="0"/>
-                      <a:ext cx="5989320" cy="2807494"/>
+                      <a:ext cx="5989320" cy="4480011"/>
                     </a:xfrm>
                     <a:prstGeom prst="rect"/>
                   </pic:spPr>
@@ -2600,6 +3143,14 @@
           <w:sz w:val="16"/>
         </w:rPr>
         <w:t>RAG ingestion and retrieval</w:t>
+      </w:r>
+    </w:p>
+    <w:p>
+      <w:r>
+        <w:rPr>
+          <w:i/>
+        </w:rPr>
+        <w:t>Figure 6. Offline and online RAG paths. Durable corpus preparation is separated from low-latency evidence retrieval during a teacher turn.</w:t>
       </w:r>
     </w:p>
     <w:p>
@@ -2915,11 +3466,6 @@
       </w:r>
     </w:p>
     <w:p>
-      <w:r>
-        <w:br w:type="page"/>
-      </w:r>
-    </w:p>
-    <w:p>
       <w:pPr>
         <w:pStyle w:val="Heading1"/>
       </w:pPr>
@@ -3009,11 +3555,6 @@
       </w:r>
     </w:p>
     <w:p>
-      <w:r>
-        <w:br w:type="page"/>
-      </w:r>
-    </w:p>
-    <w:p>
       <w:pPr>
         <w:pStyle w:val="Heading1"/>
       </w:pPr>
@@ -3080,7 +3621,7 @@
       <w:r>
         <w:drawing>
           <wp:inline xmlns:a="http://schemas.openxmlformats.org/drawingml/2006/main" xmlns:pic="http://schemas.openxmlformats.org/drawingml/2006/picture">
-            <wp:extent cx="5989320" cy="2807494"/>
+            <wp:extent cx="5989320" cy="3407923"/>
             <wp:docPr id="7" name="Picture 7"/>
             <wp:cNvGraphicFramePr>
               <a:graphicFrameLocks noChangeAspect="1"/>
@@ -3093,7 +3634,7 @@
                     <pic:cNvPicPr/>
                   </pic:nvPicPr>
                   <pic:blipFill>
-                    <a:blip r:embed="rId16"/>
+                    <a:blip r:embed="rId17"/>
                     <a:stretch>
                       <a:fillRect/>
                     </a:stretch>
@@ -3101,7 +3642,7 @@
                   <pic:spPr>
                     <a:xfrm>
                       <a:off x="0" y="0"/>
-                      <a:ext cx="5989320" cy="2807494"/>
+                      <a:ext cx="5989320" cy="3407923"/>
                     </a:xfrm>
                     <a:prstGeom prst="rect"/>
                   </pic:spPr>
@@ -3123,6 +3664,14 @@
           <w:sz w:val="16"/>
         </w:rPr>
         <w:t>Automatic simplification</w:t>
+      </w:r>
+    </w:p>
+    <w:p>
+      <w:r>
+        <w:rPr>
+          <w:i/>
+        </w:rPr>
+        <w:t>Figure 7. Bounded recovery loop. Required and moving regions are preserved while safe static detail is merged or re-voxelized before escalation to the teacher.</w:t>
       </w:r>
     </w:p>
     <w:p>
@@ -3371,34 +3920,26 @@
     </w:p>
     <w:p>
       <w:pPr>
-        <w:pStyle w:val="ListNumber"/>
         <w:ind w:left="547" w:hanging="259"/>
       </w:pPr>
       <w:r>
-        <w:t>valid candidate ready for review and build planning;</w:t>
-      </w:r>
-    </w:p>
-    <w:p>
-      <w:pPr>
-        <w:pStyle w:val="ListNumber"/>
+        <w:t>1.  valid candidate ready for review and build planning;</w:t>
+      </w:r>
+    </w:p>
+    <w:p>
+      <w:pPr>
         <w:ind w:left="547" w:hanging="259"/>
       </w:pPr>
       <w:r>
-        <w:t>CSP review-ready candidate within configured safe caps when strict planning times out but artifacts are complete;</w:t>
-      </w:r>
-    </w:p>
-    <w:p>
-      <w:pPr>
-        <w:pStyle w:val="ListNumber"/>
+        <w:t>2.  CSP review-ready candidate within configured safe caps when strict planning times out but artifacts are complete;</w:t>
+      </w:r>
+    </w:p>
+    <w:p>
+      <w:pPr>
         <w:ind w:left="547" w:hanging="259"/>
       </w:pPr>
       <w:r>
-        <w:t>regeneration recommendation containing concrete prompt and structured-constraint changes.</w:t>
-      </w:r>
-    </w:p>
-    <w:p>
-      <w:r>
-        <w:br w:type="page"/>
+        <w:t>3.  regeneration recommendation containing concrete prompt and structured-constraint changes.</w:t>
       </w:r>
     </w:p>
     <w:p>
@@ -3429,7 +3970,7 @@
       <w:r>
         <w:drawing>
           <wp:inline xmlns:a="http://schemas.openxmlformats.org/drawingml/2006/main" xmlns:pic="http://schemas.openxmlformats.org/drawingml/2006/picture">
-            <wp:extent cx="5989320" cy="2807494"/>
+            <wp:extent cx="5989320" cy="3893058"/>
             <wp:docPr id="8" name="Picture 8"/>
             <wp:cNvGraphicFramePr>
               <a:graphicFrameLocks noChangeAspect="1"/>
@@ -3442,7 +3983,7 @@
                     <pic:cNvPicPr/>
                   </pic:nvPicPr>
                   <pic:blipFill>
-                    <a:blip r:embed="rId17"/>
+                    <a:blip r:embed="rId18"/>
                     <a:stretch>
                       <a:fillRect/>
                     </a:stretch>
@@ -3450,7 +3991,7 @@
                   <pic:spPr>
                     <a:xfrm>
                       <a:off x="0" y="0"/>
-                      <a:ext cx="5989320" cy="2807494"/>
+                      <a:ext cx="5989320" cy="3893058"/>
                     </a:xfrm>
                     <a:prstGeom prst="rect"/>
                   </pic:spPr>
@@ -3475,6 +4016,14 @@
       </w:r>
     </w:p>
     <w:p>
+      <w:r>
+        <w:rPr>
+          <w:i/>
+        </w:rPr>
+        <w:t>Figure 8. 3D-to-physical-instructions pipeline. Semantic intent, geometric contacts, catalog rules, and finite inventory converge at the validated-planner gate.</w:t>
+      </w:r>
+    </w:p>
+    <w:p>
       <w:pPr>
         <w:pStyle w:val="Heading2"/>
       </w:pPr>
@@ -3721,11 +4270,6 @@
       </w:r>
     </w:p>
     <w:p>
-      <w:r>
-        <w:br w:type="page"/>
-      </w:r>
-    </w:p>
-    <w:p>
       <w:pPr>
         <w:pStyle w:val="Heading1"/>
       </w:pPr>
@@ -3753,7 +4297,7 @@
       <w:r>
         <w:drawing>
           <wp:inline xmlns:a="http://schemas.openxmlformats.org/drawingml/2006/main" xmlns:pic="http://schemas.openxmlformats.org/drawingml/2006/picture">
-            <wp:extent cx="5989320" cy="2807494"/>
+            <wp:extent cx="5989320" cy="3710384"/>
             <wp:docPr id="9" name="Picture 9"/>
             <wp:cNvGraphicFramePr>
               <a:graphicFrameLocks noChangeAspect="1"/>
@@ -3766,7 +4310,7 @@
                     <pic:cNvPicPr/>
                   </pic:nvPicPr>
                   <pic:blipFill>
-                    <a:blip r:embed="rId18"/>
+                    <a:blip r:embed="rId19"/>
                     <a:stretch>
                       <a:fillRect/>
                     </a:stretch>
@@ -3774,7 +4318,7 @@
                   <pic:spPr>
                     <a:xfrm>
                       <a:off x="0" y="0"/>
-                      <a:ext cx="5989320" cy="2807494"/>
+                      <a:ext cx="5989320" cy="3710384"/>
                     </a:xfrm>
                     <a:prstGeom prst="rect"/>
                   </pic:spPr>
@@ -3799,6 +4343,14 @@
       </w:r>
     </w:p>
     <w:p>
+      <w:r>
+        <w:rPr>
+          <w:i/>
+        </w:rPr>
+        <w:t>Figure 9. Publication pipeline. Three audience-specific documents share approved facts and actual build imagery, then pass independent validation and approval.</w:t>
+      </w:r>
+    </w:p>
+    <w:p>
       <w:pPr>
         <w:pStyle w:val="Heading2"/>
       </w:pPr>
@@ -3938,11 +4490,6 @@
     <w:p>
       <w:r>
         <w:t>Markdown and JSON sources are retained next to PDFs for debugging and future editing. Download endpoints stream the PDF with a stable filename and appropriate media type. In production, generated artifacts should be persisted to GCS with lifecycle rules rather than relying solely on container storage.</w:t>
-      </w:r>
-    </w:p>
-    <w:p>
-      <w:r>
-        <w:br w:type="page"/>
       </w:r>
     </w:p>
     <w:p>
@@ -4395,11 +4942,6 @@
       </w:r>
     </w:p>
     <w:p>
-      <w:r>
-        <w:br w:type="page"/>
-      </w:r>
-    </w:p>
-    <w:p>
       <w:pPr>
         <w:pStyle w:val="Heading1"/>
       </w:pPr>
@@ -4412,7 +4954,80 @@
         <w:pStyle w:val="Heading2"/>
       </w:pPr>
       <w:r>
-        <w:t>14.1 Data classification</w:t>
+        <w:t>14.1 Cross-cutting security and operations view</w:t>
+      </w:r>
+    </w:p>
+    <w:p>
+      <w:r>
+        <w:t>Security, observability, and recovery are cross-cutting concerns rather than one final API filter. Identity begins at the browser and Cloud Run ingress, continues through the runtime service account, and is narrowed again at each managed service. Sensitive configuration comes from Secret Manager; source content and generated artifacts follow separate retention paths; logs carry correlation metadata but exclude story bodies, credentials, signed URLs, and raw prompts.</w:t>
+      </w:r>
+    </w:p>
+    <w:p>
+      <w:pPr>
+        <w:jc w:val="center"/>
+      </w:pPr>
+      <w:r>
+        <w:drawing>
+          <wp:inline xmlns:a="http://schemas.openxmlformats.org/drawingml/2006/main" xmlns:pic="http://schemas.openxmlformats.org/drawingml/2006/picture">
+            <wp:extent cx="5989320" cy="3812202"/>
+            <wp:docPr id="10" name="Picture 10"/>
+            <wp:cNvGraphicFramePr>
+              <a:graphicFrameLocks noChangeAspect="1"/>
+            </wp:cNvGraphicFramePr>
+            <a:graphic>
+              <a:graphicData uri="http://schemas.openxmlformats.org/drawingml/2006/picture">
+                <pic:pic>
+                  <pic:nvPicPr>
+                    <pic:cNvPr id="0" name="diagram-security-operations.png"/>
+                    <pic:cNvPicPr/>
+                  </pic:nvPicPr>
+                  <pic:blipFill>
+                    <a:blip r:embed="rId20"/>
+                    <a:stretch>
+                      <a:fillRect/>
+                    </a:stretch>
+                  </pic:blipFill>
+                  <pic:spPr>
+                    <a:xfrm>
+                      <a:off x="0" y="0"/>
+                      <a:ext cx="5989320" cy="3812202"/>
+                    </a:xfrm>
+                    <a:prstGeom prst="rect"/>
+                  </pic:spPr>
+                </pic:pic>
+              </a:graphicData>
+            </a:graphic>
+          </wp:inline>
+        </w:drawing>
+      </w:r>
+    </w:p>
+    <w:p>
+      <w:pPr>
+        <w:jc w:val="center"/>
+      </w:pPr>
+      <w:r>
+        <w:rPr>
+          <w:i/>
+          <w:color w:val="667085"/>
+          <w:sz w:val="16"/>
+        </w:rPr>
+        <w:t>Security and operations architecture</w:t>
+      </w:r>
+    </w:p>
+    <w:p>
+      <w:r>
+        <w:rPr>
+          <w:i/>
+        </w:rPr>
+        <w:t>Figure 10. Defense, telemetry, and recovery view across the public edge, runtime, managed data, external processors, and operational controls.</w:t>
+      </w:r>
+    </w:p>
+    <w:p>
+      <w:pPr>
+        <w:pStyle w:val="Heading2"/>
+      </w:pPr>
+      <w:r>
+        <w:t>14.2 Data classification</w:t>
       </w:r>
     </w:p>
     <w:p>
@@ -4425,7 +5040,7 @@
         <w:pStyle w:val="Heading2"/>
       </w:pPr>
       <w:r>
-        <w:t>14.2 Secret handling</w:t>
+        <w:t>14.3 Secret handling</w:t>
       </w:r>
     </w:p>
     <w:p>
@@ -4449,7 +5064,7 @@
         <w:pStyle w:val="Heading2"/>
       </w:pPr>
       <w:r>
-        <w:t>14.3 Prompt injection and untrusted documents</w:t>
+        <w:t>14.4 Prompt injection and untrusted documents</w:t>
       </w:r>
     </w:p>
     <w:p>
@@ -4462,7 +5077,7 @@
         <w:pStyle w:val="Heading2"/>
       </w:pPr>
       <w:r>
-        <w:t>14.4 External processors</w:t>
+        <w:t>14.5 External processors</w:t>
       </w:r>
     </w:p>
     <w:p>
@@ -4475,7 +5090,7 @@
         <w:pStyle w:val="Heading2"/>
       </w:pPr>
       <w:r>
-        <w:t>14.5 File security</w:t>
+        <w:t>14.6 File security</w:t>
       </w:r>
     </w:p>
     <w:p>
@@ -4488,17 +5103,12 @@
         <w:pStyle w:val="Heading2"/>
       </w:pPr>
       <w:r>
-        <w:t>14.6 Access control</w:t>
+        <w:t>14.7 Access control</w:t>
       </w:r>
     </w:p>
     <w:p>
       <w:r>
         <w:t>The current research deployment may be broadly accessible for collaboration. A future production release should decide whether Cloud Run requires institutional authentication, add authorization around sessions and downloads, and segregate administrative ingestion endpoints.</w:t>
-      </w:r>
-    </w:p>
-    <w:p>
-      <w:r>
-        <w:br w:type="page"/>
       </w:r>
     </w:p>
     <w:p>
@@ -4853,20 +5463,18 @@
     </w:p>
     <w:p>
       <w:pPr>
-        <w:pStyle w:val="ListNumber"/>
         <w:ind w:left="547" w:hanging="259"/>
       </w:pPr>
       <w:r>
-        <w:t>Restore or clone Cloud SQL to a validated instance.</w:t>
-      </w:r>
-    </w:p>
-    <w:p>
-      <w:pPr>
-        <w:pStyle w:val="ListNumber"/>
+        <w:t>1.  Restore or clone Cloud SQL to a validated instance.</w:t>
+      </w:r>
+    </w:p>
+    <w:p>
+      <w:pPr>
         <w:ind w:left="547" w:hanging="259"/>
       </w:pPr>
       <w:r>
-        <w:t xml:space="preserve">Verify </w:t>
+        <w:t xml:space="preserve">2.  Verify </w:t>
       </w:r>
       <w:r>
         <w:rPr>
@@ -4882,47 +5490,42 @@
     </w:p>
     <w:p>
       <w:pPr>
-        <w:pStyle w:val="ListNumber"/>
         <w:ind w:left="547" w:hanging="259"/>
       </w:pPr>
       <w:r>
-        <w:t>Verify GCS source/processed objects and lineage URIs.</w:t>
-      </w:r>
-    </w:p>
-    <w:p>
-      <w:pPr>
-        <w:pStyle w:val="ListNumber"/>
+        <w:t>3.  Verify GCS source/processed objects and lineage URIs.</w:t>
+      </w:r>
+    </w:p>
+    <w:p>
+      <w:pPr>
         <w:ind w:left="547" w:hanging="259"/>
       </w:pPr>
       <w:r>
-        <w:t>Deploy a known-good container revision with its approved runtime service account and secret mappings.</w:t>
-      </w:r>
-    </w:p>
-    <w:p>
-      <w:pPr>
-        <w:pStyle w:val="ListNumber"/>
+        <w:t>4.  Deploy a known-good container revision with its approved runtime service account and secret mappings.</w:t>
+      </w:r>
+    </w:p>
+    <w:p>
+      <w:pPr>
         <w:ind w:left="547" w:hanging="259"/>
       </w:pPr>
       <w:r>
-        <w:t>Run health/readiness and retrieval smoke tests.</w:t>
-      </w:r>
-    </w:p>
-    <w:p>
-      <w:pPr>
-        <w:pStyle w:val="ListNumber"/>
+        <w:t>5.  Run health/readiness and retrieval smoke tests.</w:t>
+      </w:r>
+    </w:p>
+    <w:p>
+      <w:pPr>
         <w:ind w:left="547" w:hanging="259"/>
       </w:pPr>
       <w:r>
-        <w:t>Run a saved-output build and document test.</w:t>
-      </w:r>
-    </w:p>
-    <w:p>
-      <w:pPr>
-        <w:pStyle w:val="ListNumber"/>
+        <w:t>6.  Run a saved-output build and document test.</w:t>
+      </w:r>
+    </w:p>
+    <w:p>
+      <w:pPr>
         <w:ind w:left="547" w:hanging="259"/>
       </w:pPr>
       <w:r>
-        <w:t>Enable teacher traffic only after the six-step smoke test passes.</w:t>
+        <w:t>7.  Enable teacher traffic only after the six-step smoke test passes.</w:t>
       </w:r>
     </w:p>
     <w:p>
@@ -4963,11 +5566,6 @@
       </w:r>
     </w:p>
     <w:p>
-      <w:r>
-        <w:br w:type="page"/>
-      </w:r>
-    </w:p>
-    <w:p>
       <w:pPr>
         <w:pStyle w:val="Heading1"/>
       </w:pPr>
@@ -5161,70 +5759,58 @@
     </w:p>
     <w:p>
       <w:pPr>
-        <w:pStyle w:val="ListNumber"/>
         <w:ind w:left="547" w:hanging="259"/>
       </w:pPr>
       <w:r>
-        <w:t>Establish affected stage, session correlation, revision, and start time.</w:t>
-      </w:r>
-    </w:p>
-    <w:p>
-      <w:pPr>
-        <w:pStyle w:val="ListNumber"/>
+        <w:t>1.  Establish affected stage, session correlation, revision, and start time.</w:t>
+      </w:r>
+    </w:p>
+    <w:p>
+      <w:pPr>
         <w:ind w:left="547" w:hanging="259"/>
       </w:pPr>
       <w:r>
-        <w:t>Check Cloud Run request/container logs and instance restarts.</w:t>
-      </w:r>
-    </w:p>
-    <w:p>
-      <w:pPr>
-        <w:pStyle w:val="ListNumber"/>
+        <w:t>2.  Check Cloud Run request/container logs and instance restarts.</w:t>
+      </w:r>
+    </w:p>
+    <w:p>
+      <w:pPr>
         <w:ind w:left="547" w:hanging="259"/>
       </w:pPr>
       <w:r>
-        <w:t>Check readiness dependencies and database connectivity.</w:t>
-      </w:r>
-    </w:p>
-    <w:p>
-      <w:pPr>
-        <w:pStyle w:val="ListNumber"/>
+        <w:t>3.  Check readiness dependencies and database connectivity.</w:t>
+      </w:r>
+    </w:p>
+    <w:p>
+      <w:pPr>
         <w:ind w:left="547" w:hanging="259"/>
       </w:pPr>
       <w:r>
-        <w:t>Check external provider task status and quotas.</w:t>
-      </w:r>
-    </w:p>
-    <w:p>
-      <w:pPr>
-        <w:pStyle w:val="ListNumber"/>
+        <w:t>4.  Check external provider task status and quotas.</w:t>
+      </w:r>
+    </w:p>
+    <w:p>
+      <w:pPr>
         <w:ind w:left="547" w:hanging="259"/>
       </w:pPr>
       <w:r>
-        <w:t>Inspect normalized session result, not only UI text.</w:t>
-      </w:r>
-    </w:p>
-    <w:p>
-      <w:pPr>
-        <w:pStyle w:val="ListNumber"/>
+        <w:t>5.  Inspect normalized session result, not only UI text.</w:t>
+      </w:r>
+    </w:p>
+    <w:p>
+      <w:pPr>
         <w:ind w:left="547" w:hanging="259"/>
       </w:pPr>
       <w:r>
-        <w:t>Confirm artifact generation/fingerprint and downstream invalidation.</w:t>
-      </w:r>
-    </w:p>
-    <w:p>
-      <w:pPr>
-        <w:pStyle w:val="ListNumber"/>
+        <w:t>6.  Confirm artifact generation/fingerprint and downstream invalidation.</w:t>
+      </w:r>
+    </w:p>
+    <w:p>
+      <w:pPr>
         <w:ind w:left="547" w:hanging="259"/>
       </w:pPr>
       <w:r>
-        <w:t>Reproduce with saved outputs before spending external credits.</w:t>
-      </w:r>
-    </w:p>
-    <w:p>
-      <w:r>
-        <w:br w:type="page"/>
+        <w:t>7.  Reproduce with saved outputs before spending external credits.</w:t>
       </w:r>
     </w:p>
     <w:p>
@@ -5269,7 +5855,7 @@
         <w:drawing>
           <wp:inline xmlns:a="http://schemas.openxmlformats.org/drawingml/2006/main" xmlns:pic="http://schemas.openxmlformats.org/drawingml/2006/picture">
             <wp:extent cx="5989320" cy="3150796"/>
-            <wp:docPr id="10" name="Picture 10"/>
+            <wp:docPr id="11" name="Picture 11"/>
             <wp:cNvGraphicFramePr>
               <a:graphicFrameLocks noChangeAspect="1"/>
             </wp:cNvGraphicFramePr>
@@ -5281,7 +5867,7 @@
                     <pic:cNvPicPr/>
                   </pic:nvPicPr>
                   <pic:blipFill>
-                    <a:blip r:embed="rId19"/>
+                    <a:blip r:embed="rId21"/>
                     <a:stretch>
                       <a:fillRect/>
                     </a:stretch>
@@ -5334,7 +5920,7 @@
         <w:drawing>
           <wp:inline xmlns:a="http://schemas.openxmlformats.org/drawingml/2006/main" xmlns:pic="http://schemas.openxmlformats.org/drawingml/2006/picture">
             <wp:extent cx="5989320" cy="6194143"/>
-            <wp:docPr id="11" name="Picture 11"/>
+            <wp:docPr id="12" name="Picture 12"/>
             <wp:cNvGraphicFramePr>
               <a:graphicFrameLocks noChangeAspect="1"/>
             </wp:cNvGraphicFramePr>
@@ -5346,7 +5932,7 @@
                     <pic:cNvPicPr/>
                   </pic:nvPicPr>
                   <pic:blipFill>
-                    <a:blip r:embed="rId20"/>
+                    <a:blip r:embed="rId22"/>
                     <a:stretch>
                       <a:fillRect/>
                     </a:stretch>
@@ -5392,11 +5978,6 @@
       </w:r>
     </w:p>
     <w:p>
-      <w:r>
-        <w:br w:type="page"/>
-      </w:r>
-    </w:p>
-    <w:p>
       <w:pPr>
         <w:pStyle w:val="Heading1"/>
       </w:pPr>
@@ -5406,101 +5987,90 @@
     </w:p>
     <w:p>
       <w:pPr>
-        <w:pStyle w:val="ListNumber"/>
         <w:ind w:left="547" w:hanging="259"/>
       </w:pPr>
       <w:r>
-        <w:t>Session state and generated artifacts are not durably persisted across Cloud Run instances.</w:t>
-      </w:r>
-    </w:p>
-    <w:p>
-      <w:pPr>
-        <w:pStyle w:val="ListNumber"/>
+        <w:t>1.  Session state and generated artifacts are not durably persisted across Cloud Run instances.</w:t>
+      </w:r>
+    </w:p>
+    <w:p>
+      <w:pPr>
         <w:ind w:left="547" w:hanging="259"/>
       </w:pPr>
       <w:r>
-        <w:t>Long-running external work occurs within the application process rather than a managed task queue.</w:t>
-      </w:r>
-    </w:p>
-    <w:p>
-      <w:pPr>
-        <w:pStyle w:val="ListNumber"/>
+        <w:t>2.  Long-running external work occurs within the application process rather than a managed task queue.</w:t>
+      </w:r>
+    </w:p>
+    <w:p>
+      <w:pPr>
         <w:ind w:left="547" w:hanging="259"/>
       </w:pPr>
       <w:r>
-        <w:t>The final deployed Bang/notebook validation observed a prolonged physicalization stage.</w:t>
-      </w:r>
-    </w:p>
-    <w:p>
-      <w:pPr>
-        <w:pStyle w:val="ListNumber"/>
+        <w:t>3.  The final deployed Bang/notebook validation observed a prolonged physicalization stage.</w:t>
+      </w:r>
+    </w:p>
+    <w:p>
+      <w:pPr>
         <w:ind w:left="547" w:hanging="259"/>
       </w:pPr>
       <w:r>
-        <w:t>The visual embedding corpus requires stable page/image crops and reprocessing confirmation.</w:t>
-      </w:r>
-    </w:p>
-    <w:p>
-      <w:pPr>
-        <w:pStyle w:val="ListNumber"/>
+        <w:t>4.  The visual embedding corpus requires stable page/image crops and reprocessing confirmation.</w:t>
+      </w:r>
+    </w:p>
+    <w:p>
+      <w:pPr>
         <w:ind w:left="547" w:hanging="259"/>
       </w:pPr>
       <w:r>
-        <w:t>Static evidence fallback can support planning but is less specific than a populated RAG corpus.</w:t>
-      </w:r>
-    </w:p>
-    <w:p>
-      <w:pPr>
-        <w:pStyle w:val="ListNumber"/>
+        <w:t>5.  Static evidence fallback can support planning but is less specific than a populated RAG corpus.</w:t>
+      </w:r>
+    </w:p>
+    <w:p>
+      <w:pPr>
         <w:ind w:left="547" w:hanging="259"/>
       </w:pPr>
       <w:r>
-        <w:t>Automatic geometry recovery is bounded and cannot guarantee every Rodin model becomes buildable.</w:t>
-      </w:r>
-    </w:p>
-    <w:p>
-      <w:pPr>
-        <w:pStyle w:val="ListNumber"/>
+        <w:t>6.  Automatic geometry recovery is bounded and cannot guarantee every Rodin model becomes buildable.</w:t>
+      </w:r>
+    </w:p>
+    <w:p>
+      <w:pPr>
         <w:ind w:left="547" w:hanging="259"/>
       </w:pPr>
       <w:r>
-        <w:t>Planner fallback/review-ready status requires careful teacher/operator interpretation.</w:t>
-      </w:r>
-    </w:p>
-    <w:p>
-      <w:pPr>
-        <w:pStyle w:val="ListNumber"/>
+        <w:t>7.  Planner fallback/review-ready status requires careful teacher/operator interpretation.</w:t>
+      </w:r>
+    </w:p>
+    <w:p>
+      <w:pPr>
         <w:ind w:left="547" w:hanging="259"/>
       </w:pPr>
       <w:r>
-        <w:t>The slide companion is PDF, not editable PPTX.</w:t>
-      </w:r>
-    </w:p>
-    <w:p>
-      <w:pPr>
-        <w:pStyle w:val="ListNumber"/>
+        <w:t>8.  The slide companion is PDF, not editable PPTX.</w:t>
+      </w:r>
+    </w:p>
+    <w:p>
+      <w:pPr>
         <w:ind w:left="547" w:hanging="259"/>
       </w:pPr>
       <w:r>
-        <w:t>The research deployment does not yet define formal RTO/RPO, data retention, or institutional SSO requirements.</w:t>
-      </w:r>
-    </w:p>
-    <w:p>
-      <w:pPr>
-        <w:pStyle w:val="ListNumber"/>
+        <w:t>9.  The research deployment does not yet define formal RTO/RPO, data retention, or institutional SSO requirements.</w:t>
+      </w:r>
+    </w:p>
+    <w:p>
+      <w:pPr>
         <w:ind w:left="547" w:hanging="259"/>
       </w:pPr>
       <w:r>
-        <w:t>Deployment is manual; no repository CI/CD workflow enforces release gates.</w:t>
-      </w:r>
-    </w:p>
-    <w:p>
-      <w:pPr>
-        <w:pStyle w:val="ListNumber"/>
+        <w:t>10.  Deployment is manual; no repository CI/CD workflow enforces release gates.</w:t>
+      </w:r>
+    </w:p>
+    <w:p>
+      <w:pPr>
         <w:ind w:left="547" w:hanging="259"/>
       </w:pPr>
       <w:r>
-        <w:t xml:space="preserve">Offline demo mode relies on a lightweight planning parser. Free-form statements about movement may not populate the structured </w:t>
+        <w:t xml:space="preserve">11.  Offline demo mode relies on a lightweight planning parser. Free-form statements about movement may not populate the structured </w:t>
       </w:r>
       <w:r>
         <w:rPr>
@@ -5553,11 +6123,6 @@
       </w:r>
       <w:r>
         <w:t xml:space="preserve"> evaluate editable slide export, LMS integration, larger catalog/inventory profiles, classroom usability studies, and systematic physical stability testing.</w:t>
-      </w:r>
-    </w:p>
-    <w:p>
-      <w:r>
-        <w:br w:type="page"/>
       </w:r>
     </w:p>
     <w:p>
@@ -7223,29 +7788,26 @@
     </w:p>
     <w:p>
       <w:pPr>
-        <w:pStyle w:val="ListNumber"/>
         <w:ind w:left="547" w:hanging="259"/>
       </w:pPr>
       <w:r>
-        <w:t>Check readiness retrieval mode.</w:t>
-      </w:r>
-    </w:p>
-    <w:p>
-      <w:pPr>
-        <w:pStyle w:val="ListNumber"/>
+        <w:t>1.  Check readiness retrieval mode.</w:t>
+      </w:r>
+    </w:p>
+    <w:p>
+      <w:pPr>
         <w:ind w:left="547" w:hanging="259"/>
       </w:pPr>
       <w:r>
-        <w:t>Verify Cloud SQL attachment/proxy and database secret reference.</w:t>
-      </w:r>
-    </w:p>
-    <w:p>
-      <w:pPr>
-        <w:pStyle w:val="ListNumber"/>
+        <w:t>2.  Verify Cloud SQL attachment/proxy and database secret reference.</w:t>
+      </w:r>
+    </w:p>
+    <w:p>
+      <w:pPr>
         <w:ind w:left="547" w:hanging="259"/>
       </w:pPr>
       <w:r>
-        <w:t xml:space="preserve">Verify </w:t>
+        <w:t xml:space="preserve">3.  Verify </w:t>
       </w:r>
       <w:r>
         <w:rPr>
@@ -7261,11 +7823,10 @@
     </w:p>
     <w:p>
       <w:pPr>
-        <w:pStyle w:val="ListNumber"/>
         <w:ind w:left="547" w:hanging="259"/>
       </w:pPr>
       <w:r>
-        <w:t xml:space="preserve">Count </w:t>
+        <w:t xml:space="preserve">4.  Count </w:t>
       </w:r>
       <w:r>
         <w:rPr>
@@ -7303,38 +7864,34 @@
     </w:p>
     <w:p>
       <w:pPr>
-        <w:pStyle w:val="ListNumber"/>
         <w:ind w:left="547" w:hanging="259"/>
       </w:pPr>
       <w:r>
-        <w:t>Count non-null embeddings and confirm 3,072 dimensions.</w:t>
-      </w:r>
-    </w:p>
-    <w:p>
-      <w:pPr>
-        <w:pStyle w:val="ListNumber"/>
+        <w:t>5.  Count non-null embeddings and confirm 3,072 dimensions.</w:t>
+      </w:r>
+    </w:p>
+    <w:p>
+      <w:pPr>
         <w:ind w:left="547" w:hanging="259"/>
       </w:pPr>
       <w:r>
-        <w:t>Query using an exact canonical grade band.</w:t>
-      </w:r>
-    </w:p>
-    <w:p>
-      <w:pPr>
-        <w:pStyle w:val="ListNumber"/>
+        <w:t>6.  Query using an exact canonical grade band.</w:t>
+      </w:r>
+    </w:p>
+    <w:p>
+      <w:pPr>
         <w:ind w:left="547" w:hanging="259"/>
       </w:pPr>
       <w:r>
-        <w:t>Compare direct SQL/service response and planning evidence trace.</w:t>
-      </w:r>
-    </w:p>
-    <w:p>
-      <w:pPr>
-        <w:pStyle w:val="ListNumber"/>
+        <w:t>7.  Compare direct SQL/service response and planning evidence trace.</w:t>
+      </w:r>
+    </w:p>
+    <w:p>
+      <w:pPr>
         <w:ind w:left="547" w:hanging="259"/>
       </w:pPr>
       <w:r>
-        <w:t>If unavailable, confirm static fallback is explicit.</w:t>
+        <w:t>8.  If unavailable, confirm static fallback is explicit.</w:t>
       </w:r>
     </w:p>
     <w:p>
@@ -7347,74 +7904,66 @@
     </w:p>
     <w:p>
       <w:pPr>
-        <w:pStyle w:val="ListNumber"/>
         <w:ind w:left="547" w:hanging="259"/>
       </w:pPr>
       <w:r>
-        <w:t>Confirm approved model generation/fingerprint.</w:t>
-      </w:r>
-    </w:p>
-    <w:p>
-      <w:pPr>
-        <w:pStyle w:val="ListNumber"/>
+        <w:t>1.  Confirm approved model generation/fingerprint.</w:t>
+      </w:r>
+    </w:p>
+    <w:p>
+      <w:pPr>
         <w:ind w:left="547" w:hanging="259"/>
       </w:pPr>
       <w:r>
-        <w:t>Check Rodin/Bang task status before resubmission.</w:t>
-      </w:r>
-    </w:p>
-    <w:p>
-      <w:pPr>
-        <w:pStyle w:val="ListNumber"/>
+        <w:t>2.  Check Rodin/Bang task status before resubmission.</w:t>
+      </w:r>
+    </w:p>
+    <w:p>
+      <w:pPr>
         <w:ind w:left="547" w:hanging="259"/>
       </w:pPr>
       <w:r>
-        <w:t>Verify downloaded OBJ/segment files are non-empty and parseable.</w:t>
-      </w:r>
-    </w:p>
-    <w:p>
-      <w:pPr>
-        <w:pStyle w:val="ListNumber"/>
+        <w:t>3.  Verify downloaded OBJ/segment files are non-empty and parseable.</w:t>
+      </w:r>
+    </w:p>
+    <w:p>
+      <w:pPr>
         <w:ind w:left="547" w:hanging="259"/>
       </w:pPr>
       <w:r>
-        <w:t>Inspect source versus physical segment counts.</w:t>
-      </w:r>
-    </w:p>
-    <w:p>
-      <w:pPr>
-        <w:pStyle w:val="ListNumber"/>
+        <w:t>4.  Inspect source versus physical segment counts.</w:t>
+      </w:r>
+    </w:p>
+    <w:p>
+      <w:pPr>
         <w:ind w:left="547" w:hanging="259"/>
       </w:pPr>
       <w:r>
-        <w:t>Inspect auto-tuning attempts and selected score.</w:t>
-      </w:r>
-    </w:p>
-    <w:p>
-      <w:pPr>
-        <w:pStyle w:val="ListNumber"/>
+        <w:t>5.  Inspect auto-tuning attempts and selected score.</w:t>
+      </w:r>
+    </w:p>
+    <w:p>
+      <w:pPr>
         <w:ind w:left="547" w:hanging="259"/>
       </w:pPr>
       <w:r>
-        <w:t>Confirm required/moving-region preservation.</w:t>
-      </w:r>
-    </w:p>
-    <w:p>
-      <w:pPr>
-        <w:pStyle w:val="ListNumber"/>
+        <w:t>6.  Confirm required/moving-region preservation.</w:t>
+      </w:r>
+    </w:p>
+    <w:p>
+      <w:pPr>
         <w:ind w:left="547" w:hanging="259"/>
       </w:pPr>
       <w:r>
-        <w:t>Inspect planner status, inventory, and true step count.</w:t>
-      </w:r>
-    </w:p>
-    <w:p>
-      <w:pPr>
-        <w:pStyle w:val="ListNumber"/>
+        <w:t>7.  Inspect planner status, inventory, and true step count.</w:t>
+      </w:r>
+    </w:p>
+    <w:p>
+      <w:pPr>
         <w:ind w:left="547" w:hanging="259"/>
       </w:pPr>
       <w:r>
-        <w:t>Use regeneration guidance only after bounded recovery is exhausted.</w:t>
+        <w:t>8.  Use regeneration guidance only after bounded recovery is exhausted.</w:t>
       </w:r>
     </w:p>
     <w:p>
@@ -7427,65 +7976,58 @@
     </w:p>
     <w:p>
       <w:pPr>
-        <w:pStyle w:val="ListNumber"/>
         <w:ind w:left="547" w:hanging="259"/>
       </w:pPr>
       <w:r>
-        <w:t>Confirm build plan is approved and images exist.</w:t>
-      </w:r>
-    </w:p>
-    <w:p>
-      <w:pPr>
-        <w:pStyle w:val="ListNumber"/>
+        <w:t>1.  Confirm build plan is approved and images exist.</w:t>
+      </w:r>
+    </w:p>
+    <w:p>
+      <w:pPr>
         <w:ind w:left="547" w:hanging="259"/>
       </w:pPr>
       <w:r>
-        <w:t>Generate each document independently.</w:t>
-      </w:r>
-    </w:p>
-    <w:p>
-      <w:pPr>
-        <w:pStyle w:val="ListNumber"/>
+        <w:t>2.  Generate each document independently.</w:t>
+      </w:r>
+    </w:p>
+    <w:p>
+      <w:pPr>
         <w:ind w:left="547" w:hanging="259"/>
       </w:pPr>
       <w:r>
-        <w:t>Inspect validation arrays and image counts.</w:t>
-      </w:r>
-    </w:p>
-    <w:p>
-      <w:pPr>
-        <w:pStyle w:val="ListNumber"/>
+        <w:t>3.  Inspect validation arrays and image counts.</w:t>
+      </w:r>
+    </w:p>
+    <w:p>
+      <w:pPr>
         <w:ind w:left="547" w:hanging="259"/>
       </w:pPr>
       <w:r>
-        <w:t>Open/render PDFs; do not trust file existence alone.</w:t>
-      </w:r>
-    </w:p>
-    <w:p>
-      <w:pPr>
-        <w:pStyle w:val="ListNumber"/>
+        <w:t>4.  Open/render PDFs; do not trust file existence alone.</w:t>
+      </w:r>
+    </w:p>
+    <w:p>
+      <w:pPr>
         <w:ind w:left="547" w:hanging="259"/>
       </w:pPr>
       <w:r>
-        <w:t>Confirm slide companion contains every intended build stage.</w:t>
-      </w:r>
-    </w:p>
-    <w:p>
-      <w:pPr>
-        <w:pStyle w:val="ListNumber"/>
+        <w:t>5.  Confirm slide companion contains every intended build stage.</w:t>
+      </w:r>
+    </w:p>
+    <w:p>
+      <w:pPr>
         <w:ind w:left="547" w:hanging="259"/>
       </w:pPr>
       <w:r>
-        <w:t>Stream download and verify filename/content type.</w:t>
-      </w:r>
-    </w:p>
-    <w:p>
-      <w:pPr>
-        <w:pStyle w:val="ListNumber"/>
+        <w:t>6.  Stream download and verify filename/content type.</w:t>
+      </w:r>
+    </w:p>
+    <w:p>
+      <w:pPr>
         <w:ind w:left="547" w:hanging="259"/>
       </w:pPr>
       <w:r>
-        <w:t>Persist to GCS if durable access is required.</w:t>
+        <w:t>7.  Persist to GCS if durable access is required.</w:t>
       </w:r>
     </w:p>
     <w:p>
@@ -7498,29 +8040,26 @@
     </w:p>
     <w:p>
       <w:pPr>
-        <w:pStyle w:val="ListNumber"/>
         <w:ind w:left="547" w:hanging="259"/>
       </w:pPr>
       <w:r>
-        <w:t>Add a new Secret Manager version.</w:t>
-      </w:r>
-    </w:p>
-    <w:p>
-      <w:pPr>
-        <w:pStyle w:val="ListNumber"/>
+        <w:t>1.  Add a new Secret Manager version.</w:t>
+      </w:r>
+    </w:p>
+    <w:p>
+      <w:pPr>
         <w:ind w:left="547" w:hanging="259"/>
       </w:pPr>
       <w:r>
-        <w:t>Test runtime access using the service account.</w:t>
-      </w:r>
-    </w:p>
-    <w:p>
-      <w:pPr>
-        <w:pStyle w:val="ListNumber"/>
+        <w:t>2.  Test runtime access using the service account.</w:t>
+      </w:r>
+    </w:p>
+    <w:p>
+      <w:pPr>
         <w:ind w:left="547" w:hanging="259"/>
       </w:pPr>
       <w:r>
-        <w:t xml:space="preserve">Update Cloud Run mapping/version if not using </w:t>
+        <w:t xml:space="preserve">3.  Update Cloud Run mapping/version if not using </w:t>
       </w:r>
       <w:r>
         <w:rPr>
@@ -7536,34 +8075,26 @@
     </w:p>
     <w:p>
       <w:pPr>
-        <w:pStyle w:val="ListNumber"/>
         <w:ind w:left="547" w:hanging="259"/>
       </w:pPr>
       <w:r>
-        <w:t>Deploy a revision and verify readiness.</w:t>
-      </w:r>
-    </w:p>
-    <w:p>
-      <w:pPr>
-        <w:pStyle w:val="ListNumber"/>
+        <w:t>4.  Deploy a revision and verify readiness.</w:t>
+      </w:r>
+    </w:p>
+    <w:p>
+      <w:pPr>
         <w:ind w:left="547" w:hanging="259"/>
       </w:pPr>
       <w:r>
-        <w:t>Revoke the old external credential after validation.</w:t>
-      </w:r>
-    </w:p>
-    <w:p>
-      <w:pPr>
-        <w:pStyle w:val="ListNumber"/>
+        <w:t>5.  Revoke the old external credential after validation.</w:t>
+      </w:r>
+    </w:p>
+    <w:p>
+      <w:pPr>
         <w:ind w:left="547" w:hanging="259"/>
       </w:pPr>
       <w:r>
-        <w:t>Search logs/repository/history if compromise is suspected.</w:t>
-      </w:r>
-    </w:p>
-    <w:p>
-      <w:r>
-        <w:br w:type="page"/>
+        <w:t>6.  Search logs/repository/history if compromise is suspected.</w:t>
       </w:r>
     </w:p>
     <w:p>
@@ -7637,11 +8168,6 @@
     <w:p>
       <w:r>
         <w:t>Run migrations, ingest to a versioned processed prefix, verify counts/embeddings/grade bands, evaluate known-good queries, then switch the active corpus/version. Preserve prior artifacts until the new corpus passes regression.</w:t>
-      </w:r>
-    </w:p>
-    <w:p>
-      <w:r>
-        <w:br w:type="page"/>
       </w:r>
     </w:p>
     <w:p>
@@ -7961,92 +8487,82 @@
     </w:p>
     <w:p>
       <w:pPr>
-        <w:pStyle w:val="ListNumber"/>
         <w:ind w:left="547" w:hanging="259"/>
       </w:pPr>
       <w:r>
-        <w:t>Teacher confirmation gates remain authoritative.</w:t>
-      </w:r>
-    </w:p>
-    <w:p>
-      <w:pPr>
-        <w:pStyle w:val="ListNumber"/>
+        <w:t>1.  Teacher confirmation gates remain authoritative.</w:t>
+      </w:r>
+    </w:p>
+    <w:p>
+      <w:pPr>
         <w:ind w:left="547" w:hanging="259"/>
       </w:pPr>
       <w:r>
-        <w:t>Gemini replaces OpenAI in the production path.</w:t>
-      </w:r>
-    </w:p>
-    <w:p>
-      <w:pPr>
-        <w:pStyle w:val="ListNumber"/>
+        <w:t>2.  Gemini replaces OpenAI in the production path.</w:t>
+      </w:r>
+    </w:p>
+    <w:p>
+      <w:pPr>
         <w:ind w:left="547" w:hanging="259"/>
       </w:pPr>
       <w:r>
-        <w:t>The corpus is re-embedded with Gemini rather than preserving unknown prior vectors.</w:t>
-      </w:r>
-    </w:p>
-    <w:p>
-      <w:pPr>
-        <w:pStyle w:val="ListNumber"/>
+        <w:t>3.  The corpus is re-embedded with Gemini rather than preserving unknown prior vectors.</w:t>
+      </w:r>
+    </w:p>
+    <w:p>
+      <w:pPr>
         <w:ind w:left="547" w:hanging="259"/>
       </w:pPr>
       <w:r>
-        <w:t>Visual embeddings are selective and deferred until stable crops exist.</w:t>
-      </w:r>
-    </w:p>
-    <w:p>
-      <w:pPr>
-        <w:pStyle w:val="ListNumber"/>
+        <w:t>4.  Visual embeddings are selective and deferred until stable crops exist.</w:t>
+      </w:r>
+    </w:p>
+    <w:p>
+      <w:pPr>
         <w:ind w:left="547" w:hanging="259"/>
       </w:pPr>
       <w:r>
-        <w:t>Direct pgvector retrieval is supported with static evidence fallback.</w:t>
-      </w:r>
-    </w:p>
-    <w:p>
-      <w:pPr>
-        <w:pStyle w:val="ListNumber"/>
+        <w:t>5.  Direct pgvector retrieval is supported with static evidence fallback.</w:t>
+      </w:r>
+    </w:p>
+    <w:p>
+      <w:pPr>
         <w:ind w:left="547" w:hanging="259"/>
       </w:pPr>
       <w:r>
-        <w:t>Movement intent informs both Rodin and post-Bang connectors.</w:t>
-      </w:r>
-    </w:p>
-    <w:p>
-      <w:pPr>
-        <w:pStyle w:val="ListNumber"/>
+        <w:t>6.  Movement intent informs both Rodin and post-Bang connectors.</w:t>
+      </w:r>
+    </w:p>
+    <w:p>
+      <w:pPr>
         <w:ind w:left="547" w:hanging="259"/>
       </w:pPr>
       <w:r>
-        <w:t>Both block budget and segment budget are enforced.</w:t>
-      </w:r>
-    </w:p>
-    <w:p>
-      <w:pPr>
-        <w:pStyle w:val="ListNumber"/>
+        <w:t>7.  Both block budget and segment budget are enforced.</w:t>
+      </w:r>
+    </w:p>
+    <w:p>
+      <w:pPr>
         <w:ind w:left="547" w:hanging="259"/>
       </w:pPr>
       <w:r>
-        <w:t>Auto-recovery is bounded; unsafe merging is prohibited.</w:t>
-      </w:r>
-    </w:p>
-    <w:p>
-      <w:pPr>
-        <w:pStyle w:val="ListNumber"/>
+        <w:t>8.  Auto-recovery is bounded; unsafe merging is prohibited.</w:t>
+      </w:r>
+    </w:p>
+    <w:p>
+      <w:pPr>
         <w:ind w:left="547" w:hanging="259"/>
       </w:pPr>
       <w:r>
-        <w:t>Notebook/validated outputs are the only source for build imagery.</w:t>
-      </w:r>
-    </w:p>
-    <w:p>
-      <w:pPr>
-        <w:pStyle w:val="ListNumber"/>
+        <w:t>9.  Notebook/validated outputs are the only source for build imagery.</w:t>
+      </w:r>
+    </w:p>
+    <w:p>
+      <w:pPr>
         <w:ind w:left="547" w:hanging="259"/>
       </w:pPr>
       <w:r>
-        <w:t>Three audience-specific PDFs are independently validated.</w:t>
+        <w:t>10.  Three audience-specific PDFs are independently validated.</w:t>
       </w:r>
     </w:p>
     <w:p>
